--- a/REACT JS/Hooks/useReducer.docx
+++ b/REACT JS/Hooks/useReducer.docx
@@ -4113,58 +4113,4962 @@
           <w:sz w:val="24"/>
           <w:szCs w:val="22"/>
         </w:rPr>
-        <w:t>New State</w:t>
-      </w:r>
+        <w:t xml:space="preserve">New State      </w:t>
+      </w:r>
+    </w:p>
+    <w:p>
+      <w:pPr>
+        <w:pStyle w:val="NoSpacing"/>
+        <w:rPr>
+          <w:rStyle w:val="HTMLCode"/>
+          <w:rFonts w:ascii="Times New Roman" w:eastAsiaTheme="minorHAnsi" w:hAnsi="Times New Roman" w:cstheme="minorBidi"/>
+          <w:sz w:val="24"/>
+          <w:szCs w:val="22"/>
+        </w:rPr>
+      </w:pPr>
+      <w:r>
+        <w:rPr>
+          <w:rStyle w:val="HTMLCode"/>
+          <w:rFonts w:ascii="Times New Roman" w:eastAsiaTheme="minorHAnsi" w:hAnsi="Times New Roman" w:cstheme="minorBidi"/>
+          <w:sz w:val="24"/>
+          <w:szCs w:val="22"/>
+        </w:rPr>
+        <w:t xml:space="preserve">      ▼</w:t>
+      </w:r>
+    </w:p>
+    <w:p>
+      <w:pPr>
+        <w:pStyle w:val="NoSpacing"/>
+      </w:pPr>
+      <w:r>
+        <w:rPr>
+          <w:rStyle w:val="HTMLCode"/>
+          <w:rFonts w:ascii="Times New Roman" w:eastAsiaTheme="minorHAnsi" w:hAnsi="Times New Roman" w:cstheme="minorBidi"/>
+          <w:sz w:val="24"/>
+          <w:szCs w:val="22"/>
+        </w:rPr>
+        <w:t>React Re-renders</w:t>
+      </w:r>
+    </w:p>
+    <w:p>
+      <w:pPr>
+        <w:pStyle w:val="NoSpacing"/>
+      </w:pPr>
+    </w:p>
+    <w:p>
+      <w:pPr>
+        <w:pStyle w:val="NoSpacing"/>
+      </w:pPr>
+    </w:p>
+    <w:p>
+      <w:pPr>
+        <w:pStyle w:val="NoSpacing"/>
+      </w:pPr>
+    </w:p>
+    <w:p>
+      <w:pPr>
+        <w:pStyle w:val="NoSpacing"/>
+      </w:pPr>
+    </w:p>
+    <w:p>
+      <w:pPr>
+        <w:pStyle w:val="NoSpacing"/>
+      </w:pPr>
+    </w:p>
+    <w:p>
+      <w:pPr>
+        <w:pStyle w:val="NoSpacing"/>
+      </w:pPr>
+    </w:p>
+    <w:p>
+      <w:pPr>
+        <w:pStyle w:val="NoSpacing"/>
+      </w:pPr>
+    </w:p>
+    <w:p>
+      <w:pPr>
+        <w:pStyle w:val="NoSpacing"/>
+        <w:rPr>
+          <w:b/>
+        </w:rPr>
+      </w:pPr>
+      <w:r>
+        <w:rPr>
+          <w:b/>
+        </w:rPr>
+        <w:lastRenderedPageBreak/>
+        <w:t xml:space="preserve">Simple Example for </w:t>
+      </w:r>
+      <w:proofErr w:type="spellStart"/>
+      <w:r>
+        <w:rPr>
+          <w:b/>
+        </w:rPr>
+        <w:t>useReducer</w:t>
+      </w:r>
+      <w:proofErr w:type="spellEnd"/>
+      <w:r>
+        <w:rPr>
+          <w:b/>
+        </w:rPr>
+        <w:t xml:space="preserve"> to add to cart and remove from cart</w:t>
+      </w:r>
+    </w:p>
+    <w:p>
+      <w:pPr>
+        <w:pStyle w:val="NoSpacing"/>
+        <w:rPr>
+          <w:b/>
+        </w:rPr>
+      </w:pPr>
+    </w:p>
+    <w:p>
+      <w:pPr>
+        <w:pStyle w:val="NoSpacing"/>
+        <w:rPr>
+          <w:color w:val="000000"/>
+          <w:lang w:eastAsia="en-IN"/>
+        </w:rPr>
+      </w:pPr>
+      <w:r>
+        <w:rPr>
+          <w:color w:val="AF00DB"/>
+          <w:lang w:eastAsia="en-IN"/>
+        </w:rPr>
+        <w:t>import</w:t>
+      </w:r>
+      <w:r>
+        <w:rPr>
+          <w:color w:val="000000"/>
+          <w:lang w:eastAsia="en-IN"/>
+        </w:rPr>
+        <w:t xml:space="preserve"> </w:t>
+      </w:r>
+      <w:r>
+        <w:rPr>
+          <w:lang w:eastAsia="en-IN"/>
+        </w:rPr>
+        <w:t>React</w:t>
+      </w:r>
+      <w:r>
+        <w:rPr>
+          <w:color w:val="000000"/>
+          <w:lang w:eastAsia="en-IN"/>
+        </w:rPr>
+        <w:t xml:space="preserve">, </w:t>
+      </w:r>
+      <w:proofErr w:type="gramStart"/>
+      <w:r>
+        <w:rPr>
+          <w:color w:val="000000"/>
+          <w:lang w:eastAsia="en-IN"/>
+        </w:rPr>
+        <w:t xml:space="preserve">{ </w:t>
+      </w:r>
+      <w:proofErr w:type="spellStart"/>
+      <w:r>
+        <w:rPr>
+          <w:lang w:eastAsia="en-IN"/>
+        </w:rPr>
+        <w:t>useReducer</w:t>
+      </w:r>
+      <w:proofErr w:type="spellEnd"/>
+      <w:proofErr w:type="gramEnd"/>
+      <w:r>
+        <w:rPr>
+          <w:color w:val="000000"/>
+          <w:lang w:eastAsia="en-IN"/>
+        </w:rPr>
+        <w:t xml:space="preserve">, </w:t>
+      </w:r>
+      <w:proofErr w:type="spellStart"/>
+      <w:r>
+        <w:rPr>
+          <w:lang w:eastAsia="en-IN"/>
+        </w:rPr>
+        <w:t>useState</w:t>
+      </w:r>
+      <w:proofErr w:type="spellEnd"/>
+      <w:r>
+        <w:rPr>
+          <w:color w:val="000000"/>
+          <w:lang w:eastAsia="en-IN"/>
+        </w:rPr>
+        <w:t xml:space="preserve"> } </w:t>
+      </w:r>
+      <w:r>
+        <w:rPr>
+          <w:color w:val="AF00DB"/>
+          <w:lang w:eastAsia="en-IN"/>
+        </w:rPr>
+        <w:t>from</w:t>
+      </w:r>
+      <w:r>
+        <w:rPr>
+          <w:color w:val="000000"/>
+          <w:lang w:eastAsia="en-IN"/>
+        </w:rPr>
+        <w:t xml:space="preserve"> </w:t>
+      </w:r>
+      <w:r>
+        <w:rPr>
+          <w:color w:val="A31515"/>
+          <w:lang w:eastAsia="en-IN"/>
+        </w:rPr>
+        <w:t>'react'</w:t>
+      </w:r>
+      <w:r>
+        <w:rPr>
+          <w:color w:val="000000"/>
+          <w:lang w:eastAsia="en-IN"/>
+        </w:rPr>
+        <w:t>;</w:t>
+      </w:r>
+    </w:p>
+    <w:p>
+      <w:pPr>
+        <w:pStyle w:val="NoSpacing"/>
+        <w:rPr>
+          <w:color w:val="000000"/>
+          <w:lang w:eastAsia="en-IN"/>
+        </w:rPr>
+      </w:pPr>
+    </w:p>
+    <w:p>
+      <w:pPr>
+        <w:pStyle w:val="NoSpacing"/>
+        <w:rPr>
+          <w:color w:val="000000"/>
+          <w:lang w:eastAsia="en-IN"/>
+        </w:rPr>
+      </w:pPr>
+      <w:r>
+        <w:rPr>
+          <w:color w:val="0000FF"/>
+          <w:lang w:eastAsia="en-IN"/>
+        </w:rPr>
+        <w:t>function</w:t>
+      </w:r>
+      <w:r>
+        <w:rPr>
+          <w:color w:val="000000"/>
+          <w:lang w:eastAsia="en-IN"/>
+        </w:rPr>
+        <w:t xml:space="preserve"> </w:t>
+      </w:r>
+      <w:proofErr w:type="spellStart"/>
+      <w:proofErr w:type="gramStart"/>
+      <w:r>
+        <w:rPr>
+          <w:color w:val="795E26"/>
+          <w:lang w:eastAsia="en-IN"/>
+        </w:rPr>
+        <w:t>listReducer</w:t>
+      </w:r>
+      <w:proofErr w:type="spellEnd"/>
+      <w:r>
+        <w:rPr>
+          <w:color w:val="000000"/>
+          <w:lang w:eastAsia="en-IN"/>
+        </w:rPr>
+        <w:t>(</w:t>
+      </w:r>
+      <w:proofErr w:type="gramEnd"/>
+      <w:r>
+        <w:rPr>
+          <w:lang w:eastAsia="en-IN"/>
+        </w:rPr>
+        <w:t>state</w:t>
+      </w:r>
+      <w:r>
+        <w:rPr>
+          <w:color w:val="000000"/>
+          <w:lang w:eastAsia="en-IN"/>
+        </w:rPr>
+        <w:t xml:space="preserve">, </w:t>
+      </w:r>
+      <w:r>
+        <w:rPr>
+          <w:lang w:eastAsia="en-IN"/>
+        </w:rPr>
+        <w:t>action</w:t>
+      </w:r>
+      <w:r>
+        <w:rPr>
+          <w:color w:val="000000"/>
+          <w:lang w:eastAsia="en-IN"/>
+        </w:rPr>
+        <w:t>) {</w:t>
+      </w:r>
+    </w:p>
+    <w:p>
+      <w:pPr>
+        <w:pStyle w:val="NoSpacing"/>
+        <w:rPr>
+          <w:color w:val="000000"/>
+          <w:lang w:eastAsia="en-IN"/>
+        </w:rPr>
+      </w:pPr>
+      <w:r>
+        <w:rPr>
+          <w:color w:val="000000"/>
+          <w:lang w:eastAsia="en-IN"/>
+        </w:rPr>
+        <w:t xml:space="preserve">  </w:t>
+      </w:r>
+      <w:r>
+        <w:rPr>
+          <w:color w:val="AF00DB"/>
+          <w:lang w:eastAsia="en-IN"/>
+        </w:rPr>
+        <w:t>switch</w:t>
+      </w:r>
+      <w:r>
+        <w:rPr>
+          <w:color w:val="000000"/>
+          <w:lang w:eastAsia="en-IN"/>
+        </w:rPr>
+        <w:t xml:space="preserve"> (</w:t>
+      </w:r>
+      <w:proofErr w:type="spellStart"/>
+      <w:proofErr w:type="gramStart"/>
+      <w:r>
+        <w:rPr>
+          <w:lang w:eastAsia="en-IN"/>
+        </w:rPr>
+        <w:t>action</w:t>
+      </w:r>
+      <w:r>
+        <w:rPr>
+          <w:color w:val="000000"/>
+          <w:lang w:eastAsia="en-IN"/>
+        </w:rPr>
+        <w:t>.</w:t>
+      </w:r>
+      <w:r>
+        <w:rPr>
+          <w:lang w:eastAsia="en-IN"/>
+        </w:rPr>
+        <w:t>type</w:t>
+      </w:r>
+      <w:proofErr w:type="spellEnd"/>
+      <w:proofErr w:type="gramEnd"/>
+      <w:r>
+        <w:rPr>
+          <w:color w:val="000000"/>
+          <w:lang w:eastAsia="en-IN"/>
+        </w:rPr>
+        <w:t>) {</w:t>
+      </w:r>
+    </w:p>
+    <w:p>
+      <w:pPr>
+        <w:pStyle w:val="NoSpacing"/>
+        <w:rPr>
+          <w:color w:val="000000"/>
+          <w:lang w:eastAsia="en-IN"/>
+        </w:rPr>
+      </w:pPr>
+      <w:r>
+        <w:rPr>
+          <w:color w:val="000000"/>
+          <w:lang w:eastAsia="en-IN"/>
+        </w:rPr>
+        <w:t xml:space="preserve">    </w:t>
+      </w:r>
+      <w:r>
+        <w:rPr>
+          <w:color w:val="AF00DB"/>
+          <w:lang w:eastAsia="en-IN"/>
+        </w:rPr>
+        <w:t>case</w:t>
+      </w:r>
+      <w:r>
+        <w:rPr>
+          <w:color w:val="000000"/>
+          <w:lang w:eastAsia="en-IN"/>
+        </w:rPr>
+        <w:t xml:space="preserve"> </w:t>
+      </w:r>
+      <w:r>
+        <w:rPr>
+          <w:color w:val="A31515"/>
+          <w:lang w:eastAsia="en-IN"/>
+        </w:rPr>
+        <w:t>'ADD'</w:t>
+      </w:r>
+      <w:r>
+        <w:rPr>
+          <w:color w:val="000000"/>
+          <w:lang w:eastAsia="en-IN"/>
+        </w:rPr>
+        <w:t>:</w:t>
+      </w:r>
+    </w:p>
+    <w:p>
+      <w:pPr>
+        <w:pStyle w:val="NoSpacing"/>
+        <w:rPr>
+          <w:color w:val="000000"/>
+          <w:lang w:eastAsia="en-IN"/>
+        </w:rPr>
+      </w:pPr>
+      <w:r>
+        <w:rPr>
+          <w:color w:val="000000"/>
+          <w:lang w:eastAsia="en-IN"/>
+        </w:rPr>
+        <w:t xml:space="preserve">      </w:t>
+      </w:r>
+      <w:r>
+        <w:rPr>
+          <w:color w:val="AF00DB"/>
+          <w:lang w:eastAsia="en-IN"/>
+        </w:rPr>
+        <w:t>return</w:t>
+      </w:r>
+      <w:r>
+        <w:rPr>
+          <w:color w:val="000000"/>
+          <w:lang w:eastAsia="en-IN"/>
+        </w:rPr>
+        <w:t xml:space="preserve"> [...</w:t>
+      </w:r>
+      <w:r>
+        <w:rPr>
+          <w:lang w:eastAsia="en-IN"/>
+        </w:rPr>
+        <w:t>state</w:t>
+      </w:r>
+      <w:r>
+        <w:rPr>
+          <w:color w:val="000000"/>
+          <w:lang w:eastAsia="en-IN"/>
+        </w:rPr>
+        <w:t xml:space="preserve">, </w:t>
+      </w:r>
+      <w:proofErr w:type="gramStart"/>
+      <w:r>
+        <w:rPr>
+          <w:color w:val="000000"/>
+          <w:lang w:eastAsia="en-IN"/>
+        </w:rPr>
+        <w:t xml:space="preserve">{ </w:t>
+      </w:r>
+      <w:r>
+        <w:rPr>
+          <w:lang w:eastAsia="en-IN"/>
+        </w:rPr>
+        <w:t>id</w:t>
+      </w:r>
+      <w:proofErr w:type="gramEnd"/>
+      <w:r>
+        <w:rPr>
+          <w:lang w:eastAsia="en-IN"/>
+        </w:rPr>
+        <w:t>:</w:t>
+      </w:r>
+      <w:r>
+        <w:rPr>
+          <w:color w:val="000000"/>
+          <w:lang w:eastAsia="en-IN"/>
+        </w:rPr>
+        <w:t xml:space="preserve"> </w:t>
+      </w:r>
+      <w:proofErr w:type="spellStart"/>
+      <w:r>
+        <w:rPr>
+          <w:lang w:eastAsia="en-IN"/>
+        </w:rPr>
+        <w:t>Date</w:t>
+      </w:r>
+      <w:r>
+        <w:rPr>
+          <w:color w:val="000000"/>
+          <w:lang w:eastAsia="en-IN"/>
+        </w:rPr>
+        <w:t>.</w:t>
+      </w:r>
+      <w:r>
+        <w:rPr>
+          <w:color w:val="795E26"/>
+          <w:lang w:eastAsia="en-IN"/>
+        </w:rPr>
+        <w:t>now</w:t>
+      </w:r>
+      <w:proofErr w:type="spellEnd"/>
+      <w:r>
+        <w:rPr>
+          <w:color w:val="000000"/>
+          <w:lang w:eastAsia="en-IN"/>
+        </w:rPr>
+        <w:t xml:space="preserve">(), </w:t>
+      </w:r>
+      <w:r>
+        <w:rPr>
+          <w:lang w:eastAsia="en-IN"/>
+        </w:rPr>
+        <w:t>text:</w:t>
+      </w:r>
+      <w:r>
+        <w:rPr>
+          <w:color w:val="000000"/>
+          <w:lang w:eastAsia="en-IN"/>
+        </w:rPr>
+        <w:t xml:space="preserve"> </w:t>
+      </w:r>
+      <w:proofErr w:type="spellStart"/>
+      <w:r>
+        <w:rPr>
+          <w:lang w:eastAsia="en-IN"/>
+        </w:rPr>
+        <w:t>action</w:t>
+      </w:r>
+      <w:r>
+        <w:rPr>
+          <w:color w:val="000000"/>
+          <w:lang w:eastAsia="en-IN"/>
+        </w:rPr>
+        <w:t>.</w:t>
+      </w:r>
+      <w:r>
+        <w:rPr>
+          <w:lang w:eastAsia="en-IN"/>
+        </w:rPr>
+        <w:t>text</w:t>
+      </w:r>
+      <w:proofErr w:type="spellEnd"/>
+      <w:r>
+        <w:rPr>
+          <w:color w:val="000000"/>
+          <w:lang w:eastAsia="en-IN"/>
+        </w:rPr>
+        <w:t xml:space="preserve"> }];</w:t>
+      </w:r>
+    </w:p>
+    <w:p>
+      <w:pPr>
+        <w:pStyle w:val="NoSpacing"/>
+        <w:rPr>
+          <w:color w:val="000000"/>
+          <w:lang w:eastAsia="en-IN"/>
+        </w:rPr>
+      </w:pPr>
+      <w:r>
+        <w:rPr>
+          <w:color w:val="000000"/>
+          <w:lang w:eastAsia="en-IN"/>
+        </w:rPr>
+        <w:t xml:space="preserve">    </w:t>
+      </w:r>
+      <w:r>
+        <w:rPr>
+          <w:color w:val="AF00DB"/>
+          <w:lang w:eastAsia="en-IN"/>
+        </w:rPr>
+        <w:t>case</w:t>
+      </w:r>
+      <w:r>
+        <w:rPr>
+          <w:color w:val="000000"/>
+          <w:lang w:eastAsia="en-IN"/>
+        </w:rPr>
+        <w:t xml:space="preserve"> </w:t>
+      </w:r>
+      <w:r>
+        <w:rPr>
+          <w:color w:val="A31515"/>
+          <w:lang w:eastAsia="en-IN"/>
+        </w:rPr>
+        <w:t>'REMOVE'</w:t>
+      </w:r>
+      <w:r>
+        <w:rPr>
+          <w:color w:val="000000"/>
+          <w:lang w:eastAsia="en-IN"/>
+        </w:rPr>
+        <w:t>:</w:t>
+      </w:r>
+    </w:p>
+    <w:p>
+      <w:pPr>
+        <w:pStyle w:val="NoSpacing"/>
+        <w:rPr>
+          <w:color w:val="000000"/>
+          <w:lang w:eastAsia="en-IN"/>
+        </w:rPr>
+      </w:pPr>
+      <w:r>
+        <w:rPr>
+          <w:color w:val="000000"/>
+          <w:lang w:eastAsia="en-IN"/>
+        </w:rPr>
+        <w:t xml:space="preserve">      </w:t>
+      </w:r>
+      <w:r>
+        <w:rPr>
+          <w:color w:val="AF00DB"/>
+          <w:lang w:eastAsia="en-IN"/>
+        </w:rPr>
+        <w:t>return</w:t>
+      </w:r>
+      <w:r>
+        <w:rPr>
+          <w:color w:val="000000"/>
+          <w:lang w:eastAsia="en-IN"/>
+        </w:rPr>
+        <w:t xml:space="preserve"> </w:t>
+      </w:r>
+      <w:proofErr w:type="spellStart"/>
+      <w:proofErr w:type="gramStart"/>
+      <w:r>
+        <w:rPr>
+          <w:lang w:eastAsia="en-IN"/>
+        </w:rPr>
+        <w:t>state</w:t>
+      </w:r>
+      <w:r>
+        <w:rPr>
+          <w:color w:val="000000"/>
+          <w:lang w:eastAsia="en-IN"/>
+        </w:rPr>
+        <w:t>.</w:t>
+      </w:r>
+      <w:r>
+        <w:rPr>
+          <w:color w:val="795E26"/>
+          <w:lang w:eastAsia="en-IN"/>
+        </w:rPr>
+        <w:t>filter</w:t>
+      </w:r>
+      <w:proofErr w:type="spellEnd"/>
+      <w:proofErr w:type="gramEnd"/>
+      <w:r>
+        <w:rPr>
+          <w:color w:val="000000"/>
+          <w:lang w:eastAsia="en-IN"/>
+        </w:rPr>
+        <w:t>((</w:t>
+      </w:r>
+      <w:r>
+        <w:rPr>
+          <w:lang w:eastAsia="en-IN"/>
+        </w:rPr>
+        <w:t>item</w:t>
+      </w:r>
+      <w:r>
+        <w:rPr>
+          <w:color w:val="000000"/>
+          <w:lang w:eastAsia="en-IN"/>
+        </w:rPr>
+        <w:t xml:space="preserve">) </w:t>
+      </w:r>
+      <w:r>
+        <w:rPr>
+          <w:color w:val="0000FF"/>
+          <w:lang w:eastAsia="en-IN"/>
+        </w:rPr>
+        <w:t>=&gt;</w:t>
+      </w:r>
+      <w:r>
+        <w:rPr>
+          <w:color w:val="000000"/>
+          <w:lang w:eastAsia="en-IN"/>
+        </w:rPr>
+        <w:t xml:space="preserve"> </w:t>
+      </w:r>
+      <w:r>
+        <w:rPr>
+          <w:lang w:eastAsia="en-IN"/>
+        </w:rPr>
+        <w:t>item</w:t>
+      </w:r>
+      <w:r>
+        <w:rPr>
+          <w:color w:val="000000"/>
+          <w:lang w:eastAsia="en-IN"/>
+        </w:rPr>
+        <w:t>.</w:t>
+      </w:r>
+      <w:r>
+        <w:rPr>
+          <w:lang w:eastAsia="en-IN"/>
+        </w:rPr>
+        <w:t>id</w:t>
+      </w:r>
+      <w:r>
+        <w:rPr>
+          <w:color w:val="000000"/>
+          <w:lang w:eastAsia="en-IN"/>
+        </w:rPr>
+        <w:t xml:space="preserve"> !== </w:t>
+      </w:r>
+      <w:r>
+        <w:rPr>
+          <w:lang w:eastAsia="en-IN"/>
+        </w:rPr>
+        <w:t>action</w:t>
+      </w:r>
+      <w:r>
+        <w:rPr>
+          <w:color w:val="000000"/>
+          <w:lang w:eastAsia="en-IN"/>
+        </w:rPr>
+        <w:t>.</w:t>
+      </w:r>
+      <w:r>
+        <w:rPr>
+          <w:lang w:eastAsia="en-IN"/>
+        </w:rPr>
+        <w:t>id</w:t>
+      </w:r>
+      <w:r>
+        <w:rPr>
+          <w:color w:val="000000"/>
+          <w:lang w:eastAsia="en-IN"/>
+        </w:rPr>
+        <w:t>);</w:t>
+      </w:r>
+    </w:p>
+    <w:p>
+      <w:pPr>
+        <w:pStyle w:val="NoSpacing"/>
+        <w:rPr>
+          <w:color w:val="000000"/>
+          <w:lang w:eastAsia="en-IN"/>
+        </w:rPr>
+      </w:pPr>
+      <w:r>
+        <w:rPr>
+          <w:color w:val="000000"/>
+          <w:lang w:eastAsia="en-IN"/>
+        </w:rPr>
+        <w:t xml:space="preserve">    </w:t>
+      </w:r>
+      <w:r>
+        <w:rPr>
+          <w:color w:val="AF00DB"/>
+          <w:lang w:eastAsia="en-IN"/>
+        </w:rPr>
+        <w:t>default</w:t>
+      </w:r>
+      <w:r>
+        <w:rPr>
+          <w:color w:val="000000"/>
+          <w:lang w:eastAsia="en-IN"/>
+        </w:rPr>
+        <w:t>:</w:t>
+      </w:r>
+    </w:p>
+    <w:p>
+      <w:pPr>
+        <w:pStyle w:val="NoSpacing"/>
+        <w:rPr>
+          <w:color w:val="000000"/>
+          <w:lang w:eastAsia="en-IN"/>
+        </w:rPr>
+      </w:pPr>
+      <w:r>
+        <w:rPr>
+          <w:color w:val="000000"/>
+          <w:lang w:eastAsia="en-IN"/>
+        </w:rPr>
+        <w:t xml:space="preserve">      </w:t>
+      </w:r>
+      <w:r>
+        <w:rPr>
+          <w:color w:val="AF00DB"/>
+          <w:lang w:eastAsia="en-IN"/>
+        </w:rPr>
+        <w:t>return</w:t>
+      </w:r>
+      <w:r>
+        <w:rPr>
+          <w:color w:val="000000"/>
+          <w:lang w:eastAsia="en-IN"/>
+        </w:rPr>
+        <w:t xml:space="preserve"> </w:t>
+      </w:r>
+      <w:r>
+        <w:rPr>
+          <w:lang w:eastAsia="en-IN"/>
+        </w:rPr>
+        <w:t>state</w:t>
+      </w:r>
+      <w:r>
+        <w:rPr>
+          <w:color w:val="000000"/>
+          <w:lang w:eastAsia="en-IN"/>
+        </w:rPr>
+        <w:t>;</w:t>
+      </w:r>
+    </w:p>
+    <w:p>
+      <w:pPr>
+        <w:pStyle w:val="NoSpacing"/>
+        <w:rPr>
+          <w:color w:val="000000"/>
+          <w:lang w:eastAsia="en-IN"/>
+        </w:rPr>
+      </w:pPr>
+      <w:r>
+        <w:rPr>
+          <w:color w:val="000000"/>
+          <w:lang w:eastAsia="en-IN"/>
+        </w:rPr>
+        <w:t>  }</w:t>
+      </w:r>
+    </w:p>
+    <w:p>
+      <w:pPr>
+        <w:pStyle w:val="NoSpacing"/>
+        <w:rPr>
+          <w:color w:val="000000"/>
+          <w:lang w:eastAsia="en-IN"/>
+        </w:rPr>
+      </w:pPr>
+      <w:r>
+        <w:rPr>
+          <w:color w:val="000000"/>
+          <w:lang w:eastAsia="en-IN"/>
+        </w:rPr>
+        <w:t>}</w:t>
+      </w:r>
+    </w:p>
+    <w:p>
+      <w:pPr>
+        <w:pStyle w:val="NoSpacing"/>
+        <w:rPr>
+          <w:color w:val="000000"/>
+          <w:lang w:eastAsia="en-IN"/>
+        </w:rPr>
+      </w:pPr>
+      <w:r>
+        <w:rPr>
+          <w:color w:val="0000FF"/>
+          <w:lang w:eastAsia="en-IN"/>
+        </w:rPr>
+        <w:t>function</w:t>
+      </w:r>
+      <w:r>
+        <w:rPr>
+          <w:color w:val="000000"/>
+          <w:lang w:eastAsia="en-IN"/>
+        </w:rPr>
+        <w:t xml:space="preserve"> </w:t>
+      </w:r>
+      <w:proofErr w:type="gramStart"/>
+      <w:r>
+        <w:rPr>
+          <w:color w:val="795E26"/>
+          <w:lang w:eastAsia="en-IN"/>
+        </w:rPr>
+        <w:t>App</w:t>
+      </w:r>
+      <w:r>
+        <w:rPr>
+          <w:color w:val="000000"/>
+          <w:lang w:eastAsia="en-IN"/>
+        </w:rPr>
+        <w:t>(</w:t>
+      </w:r>
+      <w:proofErr w:type="gramEnd"/>
+      <w:r>
+        <w:rPr>
+          <w:color w:val="000000"/>
+          <w:lang w:eastAsia="en-IN"/>
+        </w:rPr>
+        <w:t>) {</w:t>
+      </w:r>
+    </w:p>
+    <w:p>
+      <w:pPr>
+        <w:pStyle w:val="NoSpacing"/>
+        <w:rPr>
+          <w:color w:val="000000"/>
+          <w:lang w:eastAsia="en-IN"/>
+        </w:rPr>
+      </w:pPr>
+      <w:r>
+        <w:rPr>
+          <w:color w:val="000000"/>
+          <w:lang w:eastAsia="en-IN"/>
+        </w:rPr>
+        <w:t xml:space="preserve">  </w:t>
+      </w:r>
+      <w:r>
+        <w:rPr>
+          <w:color w:val="0000FF"/>
+          <w:lang w:eastAsia="en-IN"/>
+        </w:rPr>
+        <w:t>const</w:t>
+      </w:r>
+      <w:r>
+        <w:rPr>
+          <w:color w:val="000000"/>
+          <w:lang w:eastAsia="en-IN"/>
+        </w:rPr>
+        <w:t xml:space="preserve"> [</w:t>
+      </w:r>
+      <w:r>
+        <w:rPr>
+          <w:color w:val="0070C1"/>
+          <w:lang w:eastAsia="en-IN"/>
+        </w:rPr>
+        <w:t>items</w:t>
+      </w:r>
+      <w:r>
+        <w:rPr>
+          <w:color w:val="000000"/>
+          <w:lang w:eastAsia="en-IN"/>
+        </w:rPr>
+        <w:t xml:space="preserve">, </w:t>
+      </w:r>
+      <w:r>
+        <w:rPr>
+          <w:color w:val="0070C1"/>
+          <w:lang w:eastAsia="en-IN"/>
+        </w:rPr>
+        <w:t>dispatch</w:t>
+      </w:r>
+      <w:r>
+        <w:rPr>
+          <w:color w:val="000000"/>
+          <w:lang w:eastAsia="en-IN"/>
+        </w:rPr>
+        <w:t xml:space="preserve">] = </w:t>
+      </w:r>
+      <w:proofErr w:type="spellStart"/>
+      <w:proofErr w:type="gramStart"/>
+      <w:r>
+        <w:rPr>
+          <w:color w:val="795E26"/>
+          <w:lang w:eastAsia="en-IN"/>
+        </w:rPr>
+        <w:t>useReducer</w:t>
+      </w:r>
+      <w:proofErr w:type="spellEnd"/>
+      <w:r>
+        <w:rPr>
+          <w:color w:val="000000"/>
+          <w:lang w:eastAsia="en-IN"/>
+        </w:rPr>
+        <w:t>(</w:t>
+      </w:r>
+      <w:proofErr w:type="spellStart"/>
+      <w:proofErr w:type="gramEnd"/>
+      <w:r>
+        <w:rPr>
+          <w:lang w:eastAsia="en-IN"/>
+        </w:rPr>
+        <w:t>listReducer</w:t>
+      </w:r>
+      <w:proofErr w:type="spellEnd"/>
+      <w:r>
+        <w:rPr>
+          <w:color w:val="000000"/>
+          <w:lang w:eastAsia="en-IN"/>
+        </w:rPr>
+        <w:t>, []);</w:t>
+      </w:r>
+    </w:p>
+    <w:p>
+      <w:pPr>
+        <w:pStyle w:val="NoSpacing"/>
+        <w:rPr>
+          <w:color w:val="000000"/>
+          <w:lang w:eastAsia="en-IN"/>
+        </w:rPr>
+      </w:pPr>
+      <w:r>
+        <w:rPr>
+          <w:color w:val="000000"/>
+          <w:lang w:eastAsia="en-IN"/>
+        </w:rPr>
+        <w:t xml:space="preserve">  </w:t>
+      </w:r>
+      <w:r>
+        <w:rPr>
+          <w:color w:val="0000FF"/>
+          <w:lang w:eastAsia="en-IN"/>
+        </w:rPr>
+        <w:t>const</w:t>
+      </w:r>
+      <w:r>
+        <w:rPr>
+          <w:color w:val="000000"/>
+          <w:lang w:eastAsia="en-IN"/>
+        </w:rPr>
+        <w:t xml:space="preserve"> [</w:t>
+      </w:r>
+      <w:r>
+        <w:rPr>
+          <w:color w:val="0070C1"/>
+          <w:lang w:eastAsia="en-IN"/>
+        </w:rPr>
+        <w:t>text</w:t>
+      </w:r>
+      <w:r>
+        <w:rPr>
+          <w:color w:val="000000"/>
+          <w:lang w:eastAsia="en-IN"/>
+        </w:rPr>
+        <w:t xml:space="preserve">, </w:t>
+      </w:r>
+      <w:proofErr w:type="spellStart"/>
+      <w:r>
+        <w:rPr>
+          <w:color w:val="0070C1"/>
+          <w:lang w:eastAsia="en-IN"/>
+        </w:rPr>
+        <w:t>setText</w:t>
+      </w:r>
+      <w:proofErr w:type="spellEnd"/>
+      <w:r>
+        <w:rPr>
+          <w:color w:val="000000"/>
+          <w:lang w:eastAsia="en-IN"/>
+        </w:rPr>
+        <w:t xml:space="preserve">] = </w:t>
+      </w:r>
+      <w:proofErr w:type="spellStart"/>
+      <w:proofErr w:type="gramStart"/>
+      <w:r>
+        <w:rPr>
+          <w:color w:val="795E26"/>
+          <w:lang w:eastAsia="en-IN"/>
+        </w:rPr>
+        <w:t>useState</w:t>
+      </w:r>
+      <w:proofErr w:type="spellEnd"/>
+      <w:r>
+        <w:rPr>
+          <w:color w:val="000000"/>
+          <w:lang w:eastAsia="en-IN"/>
+        </w:rPr>
+        <w:t>(</w:t>
+      </w:r>
+      <w:proofErr w:type="gramEnd"/>
+      <w:r>
+        <w:rPr>
+          <w:color w:val="A31515"/>
+          <w:lang w:eastAsia="en-IN"/>
+        </w:rPr>
+        <w:t>''</w:t>
+      </w:r>
+      <w:r>
+        <w:rPr>
+          <w:color w:val="000000"/>
+          <w:lang w:eastAsia="en-IN"/>
+        </w:rPr>
+        <w:t>);</w:t>
+      </w:r>
+    </w:p>
+    <w:p>
+      <w:pPr>
+        <w:pStyle w:val="NoSpacing"/>
+        <w:rPr>
+          <w:color w:val="000000"/>
+          <w:lang w:eastAsia="en-IN"/>
+        </w:rPr>
+      </w:pPr>
+    </w:p>
+    <w:p>
+      <w:pPr>
+        <w:pStyle w:val="NoSpacing"/>
+        <w:rPr>
+          <w:color w:val="000000"/>
+          <w:lang w:eastAsia="en-IN"/>
+        </w:rPr>
+      </w:pPr>
+      <w:r>
+        <w:rPr>
+          <w:color w:val="000000"/>
+          <w:lang w:eastAsia="en-IN"/>
+        </w:rPr>
+        <w:t xml:space="preserve">  </w:t>
+      </w:r>
+      <w:r>
+        <w:rPr>
+          <w:color w:val="0000FF"/>
+          <w:lang w:eastAsia="en-IN"/>
+        </w:rPr>
+        <w:t>const</w:t>
+      </w:r>
+      <w:r>
+        <w:rPr>
+          <w:color w:val="000000"/>
+          <w:lang w:eastAsia="en-IN"/>
+        </w:rPr>
+        <w:t xml:space="preserve"> </w:t>
+      </w:r>
+      <w:proofErr w:type="spellStart"/>
+      <w:r>
+        <w:rPr>
+          <w:color w:val="795E26"/>
+          <w:lang w:eastAsia="en-IN"/>
+        </w:rPr>
+        <w:t>handleAdd</w:t>
+      </w:r>
+      <w:proofErr w:type="spellEnd"/>
+      <w:r>
+        <w:rPr>
+          <w:color w:val="000000"/>
+          <w:lang w:eastAsia="en-IN"/>
+        </w:rPr>
+        <w:t xml:space="preserve"> = (</w:t>
+      </w:r>
+      <w:r>
+        <w:rPr>
+          <w:lang w:eastAsia="en-IN"/>
+        </w:rPr>
+        <w:t>e</w:t>
+      </w:r>
+      <w:r>
+        <w:rPr>
+          <w:color w:val="000000"/>
+          <w:lang w:eastAsia="en-IN"/>
+        </w:rPr>
+        <w:t xml:space="preserve">) </w:t>
+      </w:r>
+      <w:r>
+        <w:rPr>
+          <w:color w:val="0000FF"/>
+          <w:lang w:eastAsia="en-IN"/>
+        </w:rPr>
+        <w:t>=&gt;</w:t>
+      </w:r>
+      <w:r>
+        <w:rPr>
+          <w:color w:val="000000"/>
+          <w:lang w:eastAsia="en-IN"/>
+        </w:rPr>
+        <w:t xml:space="preserve"> {</w:t>
+      </w:r>
+    </w:p>
+    <w:p>
+      <w:pPr>
+        <w:pStyle w:val="NoSpacing"/>
+        <w:rPr>
+          <w:color w:val="000000"/>
+          <w:lang w:eastAsia="en-IN"/>
+        </w:rPr>
+      </w:pPr>
+      <w:r>
+        <w:rPr>
+          <w:color w:val="000000"/>
+          <w:lang w:eastAsia="en-IN"/>
+        </w:rPr>
+        <w:t xml:space="preserve">    </w:t>
+      </w:r>
+      <w:proofErr w:type="spellStart"/>
+      <w:proofErr w:type="gramStart"/>
+      <w:r>
+        <w:rPr>
+          <w:lang w:eastAsia="en-IN"/>
+        </w:rPr>
+        <w:t>e</w:t>
+      </w:r>
+      <w:r>
+        <w:rPr>
+          <w:color w:val="000000"/>
+          <w:lang w:eastAsia="en-IN"/>
+        </w:rPr>
+        <w:t>.</w:t>
+      </w:r>
+      <w:r>
+        <w:rPr>
+          <w:color w:val="795E26"/>
+          <w:lang w:eastAsia="en-IN"/>
+        </w:rPr>
+        <w:t>preventDefault</w:t>
+      </w:r>
+      <w:proofErr w:type="spellEnd"/>
+      <w:proofErr w:type="gramEnd"/>
+      <w:r>
+        <w:rPr>
+          <w:color w:val="000000"/>
+          <w:lang w:eastAsia="en-IN"/>
+        </w:rPr>
+        <w:t>();</w:t>
+      </w:r>
+    </w:p>
+    <w:p>
+      <w:pPr>
+        <w:pStyle w:val="NoSpacing"/>
+        <w:rPr>
+          <w:color w:val="000000"/>
+          <w:lang w:eastAsia="en-IN"/>
+        </w:rPr>
+      </w:pPr>
+      <w:r>
+        <w:rPr>
+          <w:color w:val="000000"/>
+          <w:lang w:eastAsia="en-IN"/>
+        </w:rPr>
+        <w:t xml:space="preserve">    </w:t>
+      </w:r>
+      <w:r>
+        <w:rPr>
+          <w:color w:val="AF00DB"/>
+          <w:lang w:eastAsia="en-IN"/>
+        </w:rPr>
+        <w:t>if</w:t>
+      </w:r>
+      <w:r>
+        <w:rPr>
+          <w:color w:val="000000"/>
+          <w:lang w:eastAsia="en-IN"/>
+        </w:rPr>
+        <w:t xml:space="preserve"> </w:t>
+      </w:r>
+      <w:proofErr w:type="gramStart"/>
+      <w:r>
+        <w:rPr>
+          <w:color w:val="000000"/>
+          <w:lang w:eastAsia="en-IN"/>
+        </w:rPr>
+        <w:t>(!</w:t>
+      </w:r>
+      <w:proofErr w:type="spellStart"/>
+      <w:r>
+        <w:rPr>
+          <w:lang w:eastAsia="en-IN"/>
+        </w:rPr>
+        <w:t>text</w:t>
+      </w:r>
+      <w:proofErr w:type="gramEnd"/>
+      <w:r>
+        <w:rPr>
+          <w:color w:val="000000"/>
+          <w:lang w:eastAsia="en-IN"/>
+        </w:rPr>
+        <w:t>.</w:t>
+      </w:r>
+      <w:r>
+        <w:rPr>
+          <w:color w:val="795E26"/>
+          <w:lang w:eastAsia="en-IN"/>
+        </w:rPr>
+        <w:t>trim</w:t>
+      </w:r>
+      <w:proofErr w:type="spellEnd"/>
+      <w:r>
+        <w:rPr>
+          <w:color w:val="000000"/>
+          <w:lang w:eastAsia="en-IN"/>
+        </w:rPr>
+        <w:t xml:space="preserve">()) </w:t>
+      </w:r>
+      <w:r>
+        <w:rPr>
+          <w:color w:val="AF00DB"/>
+          <w:lang w:eastAsia="en-IN"/>
+        </w:rPr>
+        <w:t>return</w:t>
+      </w:r>
+      <w:r>
+        <w:rPr>
+          <w:color w:val="000000"/>
+          <w:lang w:eastAsia="en-IN"/>
+        </w:rPr>
+        <w:t>;</w:t>
+      </w:r>
+    </w:p>
+    <w:p>
+      <w:pPr>
+        <w:pStyle w:val="NoSpacing"/>
+        <w:rPr>
+          <w:color w:val="000000"/>
+          <w:lang w:eastAsia="en-IN"/>
+        </w:rPr>
+      </w:pPr>
+      <w:r>
+        <w:rPr>
+          <w:color w:val="000000"/>
+          <w:lang w:eastAsia="en-IN"/>
+        </w:rPr>
+        <w:t xml:space="preserve">    </w:t>
+      </w:r>
+      <w:proofErr w:type="gramStart"/>
+      <w:r>
+        <w:rPr>
+          <w:color w:val="795E26"/>
+          <w:lang w:eastAsia="en-IN"/>
+        </w:rPr>
+        <w:t>dispatch</w:t>
+      </w:r>
+      <w:r>
+        <w:rPr>
+          <w:color w:val="000000"/>
+          <w:lang w:eastAsia="en-IN"/>
+        </w:rPr>
+        <w:t>(</w:t>
+      </w:r>
+      <w:proofErr w:type="gramEnd"/>
+      <w:r>
+        <w:rPr>
+          <w:color w:val="000000"/>
+          <w:lang w:eastAsia="en-IN"/>
+        </w:rPr>
+        <w:t xml:space="preserve">{ </w:t>
+      </w:r>
+      <w:r>
+        <w:rPr>
+          <w:lang w:eastAsia="en-IN"/>
+        </w:rPr>
+        <w:t>type:</w:t>
+      </w:r>
+      <w:r>
+        <w:rPr>
+          <w:color w:val="000000"/>
+          <w:lang w:eastAsia="en-IN"/>
+        </w:rPr>
+        <w:t xml:space="preserve"> </w:t>
+      </w:r>
+      <w:r>
+        <w:rPr>
+          <w:color w:val="A31515"/>
+          <w:lang w:eastAsia="en-IN"/>
+        </w:rPr>
+        <w:t>'ADD'</w:t>
+      </w:r>
+      <w:r>
+        <w:rPr>
+          <w:color w:val="000000"/>
+          <w:lang w:eastAsia="en-IN"/>
+        </w:rPr>
+        <w:t xml:space="preserve">, </w:t>
+      </w:r>
+      <w:r>
+        <w:rPr>
+          <w:lang w:eastAsia="en-IN"/>
+        </w:rPr>
+        <w:t>text</w:t>
+      </w:r>
+      <w:r>
+        <w:rPr>
+          <w:color w:val="000000"/>
+          <w:lang w:eastAsia="en-IN"/>
+        </w:rPr>
+        <w:t xml:space="preserve"> });</w:t>
+      </w:r>
+    </w:p>
+    <w:p>
+      <w:pPr>
+        <w:pStyle w:val="NoSpacing"/>
+        <w:rPr>
+          <w:color w:val="000000"/>
+          <w:lang w:eastAsia="en-IN"/>
+        </w:rPr>
+      </w:pPr>
+      <w:r>
+        <w:rPr>
+          <w:color w:val="000000"/>
+          <w:lang w:eastAsia="en-IN"/>
+        </w:rPr>
+        <w:t xml:space="preserve">    </w:t>
+      </w:r>
+      <w:proofErr w:type="spellStart"/>
+      <w:proofErr w:type="gramStart"/>
+      <w:r>
+        <w:rPr>
+          <w:color w:val="795E26"/>
+          <w:lang w:eastAsia="en-IN"/>
+        </w:rPr>
+        <w:t>setText</w:t>
+      </w:r>
+      <w:proofErr w:type="spellEnd"/>
+      <w:r>
+        <w:rPr>
+          <w:color w:val="000000"/>
+          <w:lang w:eastAsia="en-IN"/>
+        </w:rPr>
+        <w:t>(</w:t>
+      </w:r>
+      <w:proofErr w:type="gramEnd"/>
+      <w:r>
+        <w:rPr>
+          <w:color w:val="A31515"/>
+          <w:lang w:eastAsia="en-IN"/>
+        </w:rPr>
+        <w:t>''</w:t>
+      </w:r>
+      <w:r>
+        <w:rPr>
+          <w:color w:val="000000"/>
+          <w:lang w:eastAsia="en-IN"/>
+        </w:rPr>
+        <w:t>);</w:t>
+      </w:r>
+    </w:p>
+    <w:p>
+      <w:pPr>
+        <w:pStyle w:val="NoSpacing"/>
+        <w:rPr>
+          <w:color w:val="000000"/>
+          <w:lang w:eastAsia="en-IN"/>
+        </w:rPr>
+      </w:pPr>
+      <w:r>
+        <w:rPr>
+          <w:color w:val="000000"/>
+          <w:lang w:eastAsia="en-IN"/>
+        </w:rPr>
+        <w:t xml:space="preserve">  };  </w:t>
+      </w:r>
+    </w:p>
+    <w:p>
+      <w:pPr>
+        <w:pStyle w:val="NoSpacing"/>
+      </w:pPr>
+    </w:p>
+    <w:p>
+      <w:pPr>
+        <w:pStyle w:val="NoSpacing"/>
+        <w:rPr>
+          <w:color w:val="000000"/>
+          <w:lang w:eastAsia="en-IN"/>
+        </w:rPr>
+      </w:pPr>
+      <w:r>
+        <w:rPr>
+          <w:color w:val="000000"/>
+          <w:lang w:eastAsia="en-IN"/>
+        </w:rPr>
+        <w:t> </w:t>
+      </w:r>
+      <w:r>
+        <w:rPr>
+          <w:color w:val="AF00DB"/>
+          <w:lang w:eastAsia="en-IN"/>
+        </w:rPr>
+        <w:t>return</w:t>
+      </w:r>
+      <w:r>
+        <w:rPr>
+          <w:color w:val="000000"/>
+          <w:lang w:eastAsia="en-IN"/>
+        </w:rPr>
+        <w:t xml:space="preserve"> (</w:t>
+      </w:r>
+    </w:p>
+    <w:p>
+      <w:pPr>
+        <w:pStyle w:val="NoSpacing"/>
+        <w:rPr>
+          <w:color w:val="000000"/>
+          <w:lang w:eastAsia="en-IN"/>
+        </w:rPr>
+      </w:pPr>
+      <w:r>
+        <w:rPr>
+          <w:color w:val="000000"/>
+          <w:lang w:eastAsia="en-IN"/>
+        </w:rPr>
+        <w:t xml:space="preserve">    </w:t>
+      </w:r>
+      <w:r>
+        <w:rPr>
+          <w:color w:val="800000"/>
+          <w:lang w:eastAsia="en-IN"/>
+        </w:rPr>
+        <w:t>&lt;div</w:t>
+      </w:r>
+      <w:r>
+        <w:rPr>
+          <w:color w:val="000000"/>
+          <w:lang w:eastAsia="en-IN"/>
+        </w:rPr>
+        <w:t xml:space="preserve"> </w:t>
+      </w:r>
+      <w:r>
+        <w:rPr>
+          <w:color w:val="E50000"/>
+          <w:lang w:eastAsia="en-IN"/>
+        </w:rPr>
+        <w:t>style</w:t>
+      </w:r>
+      <w:proofErr w:type="gramStart"/>
+      <w:r>
+        <w:rPr>
+          <w:color w:val="000000"/>
+          <w:lang w:eastAsia="en-IN"/>
+        </w:rPr>
+        <w:t>=</w:t>
+      </w:r>
+      <w:r>
+        <w:rPr>
+          <w:color w:val="0000FF"/>
+          <w:lang w:eastAsia="en-IN"/>
+        </w:rPr>
+        <w:t>{</w:t>
+      </w:r>
+      <w:proofErr w:type="gramEnd"/>
+      <w:r>
+        <w:rPr>
+          <w:color w:val="000000"/>
+          <w:lang w:eastAsia="en-IN"/>
+        </w:rPr>
+        <w:t xml:space="preserve">{ </w:t>
+      </w:r>
+      <w:r>
+        <w:rPr>
+          <w:lang w:eastAsia="en-IN"/>
+        </w:rPr>
+        <w:t>padding:</w:t>
+      </w:r>
+      <w:r>
+        <w:rPr>
+          <w:color w:val="000000"/>
+          <w:lang w:eastAsia="en-IN"/>
+        </w:rPr>
+        <w:t xml:space="preserve"> </w:t>
+      </w:r>
+      <w:r>
+        <w:rPr>
+          <w:color w:val="A31515"/>
+          <w:lang w:eastAsia="en-IN"/>
+        </w:rPr>
+        <w:t>'20px'</w:t>
+      </w:r>
+      <w:r>
+        <w:rPr>
+          <w:color w:val="000000"/>
+          <w:lang w:eastAsia="en-IN"/>
+        </w:rPr>
+        <w:t xml:space="preserve">, </w:t>
+      </w:r>
+      <w:proofErr w:type="spellStart"/>
+      <w:r>
+        <w:rPr>
+          <w:lang w:eastAsia="en-IN"/>
+        </w:rPr>
+        <w:t>maxWidth</w:t>
+      </w:r>
+      <w:proofErr w:type="spellEnd"/>
+      <w:r>
+        <w:rPr>
+          <w:lang w:eastAsia="en-IN"/>
+        </w:rPr>
+        <w:t>:</w:t>
+      </w:r>
+      <w:r>
+        <w:rPr>
+          <w:color w:val="000000"/>
+          <w:lang w:eastAsia="en-IN"/>
+        </w:rPr>
+        <w:t xml:space="preserve"> </w:t>
+      </w:r>
+      <w:r>
+        <w:rPr>
+          <w:color w:val="A31515"/>
+          <w:lang w:eastAsia="en-IN"/>
+        </w:rPr>
+        <w:t>'300px'</w:t>
+      </w:r>
+      <w:r>
+        <w:rPr>
+          <w:color w:val="000000"/>
+          <w:lang w:eastAsia="en-IN"/>
+        </w:rPr>
+        <w:t xml:space="preserve"> }</w:t>
+      </w:r>
+      <w:r>
+        <w:rPr>
+          <w:color w:val="0000FF"/>
+          <w:lang w:eastAsia="en-IN"/>
+        </w:rPr>
+        <w:t>}</w:t>
+      </w:r>
+      <w:r>
+        <w:rPr>
+          <w:color w:val="800000"/>
+          <w:lang w:eastAsia="en-IN"/>
+        </w:rPr>
+        <w:t>&gt;</w:t>
+      </w:r>
+    </w:p>
+    <w:p>
+      <w:pPr>
+        <w:pStyle w:val="NoSpacing"/>
+        <w:rPr>
+          <w:color w:val="000000"/>
+          <w:lang w:eastAsia="en-IN"/>
+        </w:rPr>
+      </w:pPr>
+      <w:r>
+        <w:rPr>
+          <w:color w:val="000000"/>
+          <w:lang w:eastAsia="en-IN"/>
+        </w:rPr>
+        <w:t xml:space="preserve">      </w:t>
+      </w:r>
+      <w:r>
+        <w:rPr>
+          <w:color w:val="800000"/>
+          <w:lang w:eastAsia="en-IN"/>
+        </w:rPr>
+        <w:t>&lt;form</w:t>
+      </w:r>
+      <w:r>
+        <w:rPr>
+          <w:color w:val="000000"/>
+          <w:lang w:eastAsia="en-IN"/>
+        </w:rPr>
+        <w:t xml:space="preserve"> </w:t>
+      </w:r>
+      <w:proofErr w:type="spellStart"/>
+      <w:r>
+        <w:rPr>
+          <w:color w:val="E50000"/>
+          <w:lang w:eastAsia="en-IN"/>
+        </w:rPr>
+        <w:t>onSubmit</w:t>
+      </w:r>
+      <w:proofErr w:type="spellEnd"/>
+      <w:r>
+        <w:rPr>
+          <w:color w:val="000000"/>
+          <w:lang w:eastAsia="en-IN"/>
+        </w:rPr>
+        <w:t>=</w:t>
+      </w:r>
+      <w:r>
+        <w:rPr>
+          <w:color w:val="0000FF"/>
+          <w:lang w:eastAsia="en-IN"/>
+        </w:rPr>
+        <w:t>{</w:t>
+      </w:r>
+      <w:proofErr w:type="spellStart"/>
+      <w:r>
+        <w:rPr>
+          <w:lang w:eastAsia="en-IN"/>
+        </w:rPr>
+        <w:t>handleAdd</w:t>
+      </w:r>
+      <w:proofErr w:type="spellEnd"/>
+      <w:r>
+        <w:rPr>
+          <w:color w:val="0000FF"/>
+          <w:lang w:eastAsia="en-IN"/>
+        </w:rPr>
+        <w:t>}</w:t>
+      </w:r>
+      <w:r>
+        <w:rPr>
+          <w:color w:val="800000"/>
+          <w:lang w:eastAsia="en-IN"/>
+        </w:rPr>
+        <w:t>&gt;</w:t>
+      </w:r>
+    </w:p>
+    <w:p>
+      <w:pPr>
+        <w:pStyle w:val="NoSpacing"/>
+        <w:rPr>
+          <w:color w:val="000000"/>
+          <w:lang w:eastAsia="en-IN"/>
+        </w:rPr>
+      </w:pPr>
+      <w:r>
+        <w:rPr>
+          <w:color w:val="000000"/>
+          <w:lang w:eastAsia="en-IN"/>
+        </w:rPr>
+        <w:t xml:space="preserve">        </w:t>
+      </w:r>
+      <w:r>
+        <w:rPr>
+          <w:color w:val="800000"/>
+          <w:lang w:eastAsia="en-IN"/>
+        </w:rPr>
+        <w:t>&lt;input</w:t>
+      </w:r>
+    </w:p>
+    <w:p>
+      <w:pPr>
+        <w:pStyle w:val="NoSpacing"/>
+        <w:rPr>
+          <w:color w:val="000000"/>
+          <w:lang w:eastAsia="en-IN"/>
+        </w:rPr>
+      </w:pPr>
+      <w:r>
+        <w:rPr>
+          <w:color w:val="000000"/>
+          <w:lang w:eastAsia="en-IN"/>
+        </w:rPr>
+        <w:t xml:space="preserve">          </w:t>
+      </w:r>
+      <w:r>
+        <w:rPr>
+          <w:color w:val="E50000"/>
+          <w:lang w:eastAsia="en-IN"/>
+        </w:rPr>
+        <w:t>value</w:t>
+      </w:r>
+      <w:r>
+        <w:rPr>
+          <w:color w:val="000000"/>
+          <w:lang w:eastAsia="en-IN"/>
+        </w:rPr>
+        <w:t>=</w:t>
+      </w:r>
+      <w:r>
+        <w:rPr>
+          <w:color w:val="0000FF"/>
+          <w:lang w:eastAsia="en-IN"/>
+        </w:rPr>
+        <w:t>{</w:t>
+      </w:r>
+      <w:r>
+        <w:rPr>
+          <w:lang w:eastAsia="en-IN"/>
+        </w:rPr>
+        <w:t>text</w:t>
+      </w:r>
+      <w:r>
+        <w:rPr>
+          <w:color w:val="0000FF"/>
+          <w:lang w:eastAsia="en-IN"/>
+        </w:rPr>
+        <w:t>}</w:t>
+      </w:r>
+    </w:p>
+    <w:p>
+      <w:pPr>
+        <w:pStyle w:val="NoSpacing"/>
+        <w:rPr>
+          <w:color w:val="000000"/>
+          <w:lang w:eastAsia="en-IN"/>
+        </w:rPr>
+      </w:pPr>
+      <w:r>
+        <w:rPr>
+          <w:color w:val="000000"/>
+          <w:lang w:eastAsia="en-IN"/>
+        </w:rPr>
+        <w:t xml:space="preserve">          </w:t>
+      </w:r>
+      <w:proofErr w:type="spellStart"/>
+      <w:r>
+        <w:rPr>
+          <w:color w:val="E50000"/>
+          <w:lang w:eastAsia="en-IN"/>
+        </w:rPr>
+        <w:t>onChange</w:t>
+      </w:r>
+      <w:proofErr w:type="spellEnd"/>
+      <w:r>
+        <w:rPr>
+          <w:color w:val="000000"/>
+          <w:lang w:eastAsia="en-IN"/>
+        </w:rPr>
+        <w:t>=</w:t>
+      </w:r>
+      <w:r>
+        <w:rPr>
+          <w:color w:val="0000FF"/>
+          <w:lang w:eastAsia="en-IN"/>
+        </w:rPr>
+        <w:t>{</w:t>
+      </w:r>
+      <w:r>
+        <w:rPr>
+          <w:color w:val="000000"/>
+          <w:lang w:eastAsia="en-IN"/>
+        </w:rPr>
+        <w:t>(</w:t>
+      </w:r>
+      <w:r>
+        <w:rPr>
+          <w:lang w:eastAsia="en-IN"/>
+        </w:rPr>
+        <w:t>e</w:t>
+      </w:r>
+      <w:r>
+        <w:rPr>
+          <w:color w:val="000000"/>
+          <w:lang w:eastAsia="en-IN"/>
+        </w:rPr>
+        <w:t xml:space="preserve">) </w:t>
+      </w:r>
+      <w:r>
+        <w:rPr>
+          <w:color w:val="0000FF"/>
+          <w:lang w:eastAsia="en-IN"/>
+        </w:rPr>
+        <w:t>=&gt;</w:t>
+      </w:r>
+      <w:r>
+        <w:rPr>
+          <w:color w:val="000000"/>
+          <w:lang w:eastAsia="en-IN"/>
+        </w:rPr>
+        <w:t xml:space="preserve"> </w:t>
+      </w:r>
+      <w:proofErr w:type="spellStart"/>
+      <w:r>
+        <w:rPr>
+          <w:color w:val="795E26"/>
+          <w:lang w:eastAsia="en-IN"/>
+        </w:rPr>
+        <w:t>setText</w:t>
+      </w:r>
+      <w:proofErr w:type="spellEnd"/>
+      <w:r>
+        <w:rPr>
+          <w:color w:val="000000"/>
+          <w:lang w:eastAsia="en-IN"/>
+        </w:rPr>
+        <w:t>(</w:t>
+      </w:r>
+      <w:proofErr w:type="spellStart"/>
+      <w:proofErr w:type="gramStart"/>
+      <w:r>
+        <w:rPr>
+          <w:lang w:eastAsia="en-IN"/>
+        </w:rPr>
+        <w:t>e</w:t>
+      </w:r>
+      <w:r>
+        <w:rPr>
+          <w:color w:val="000000"/>
+          <w:lang w:eastAsia="en-IN"/>
+        </w:rPr>
+        <w:t>.</w:t>
+      </w:r>
+      <w:r>
+        <w:rPr>
+          <w:lang w:eastAsia="en-IN"/>
+        </w:rPr>
+        <w:t>target</w:t>
+      </w:r>
+      <w:proofErr w:type="gramEnd"/>
+      <w:r>
+        <w:rPr>
+          <w:color w:val="000000"/>
+          <w:lang w:eastAsia="en-IN"/>
+        </w:rPr>
+        <w:t>.</w:t>
+      </w:r>
+      <w:r>
+        <w:rPr>
+          <w:lang w:eastAsia="en-IN"/>
+        </w:rPr>
+        <w:t>value</w:t>
+      </w:r>
+      <w:proofErr w:type="spellEnd"/>
+      <w:r>
+        <w:rPr>
+          <w:color w:val="000000"/>
+          <w:lang w:eastAsia="en-IN"/>
+        </w:rPr>
+        <w:t>)</w:t>
+      </w:r>
+      <w:r>
+        <w:rPr>
+          <w:color w:val="0000FF"/>
+          <w:lang w:eastAsia="en-IN"/>
+        </w:rPr>
+        <w:t>}</w:t>
+      </w:r>
+    </w:p>
+    <w:p>
+      <w:pPr>
+        <w:pStyle w:val="NoSpacing"/>
+        <w:rPr>
+          <w:color w:val="000000"/>
+          <w:lang w:eastAsia="en-IN"/>
+        </w:rPr>
+      </w:pPr>
+      <w:r>
+        <w:rPr>
+          <w:color w:val="000000"/>
+          <w:lang w:eastAsia="en-IN"/>
+        </w:rPr>
+        <w:t xml:space="preserve">          </w:t>
+      </w:r>
+      <w:r>
+        <w:rPr>
+          <w:color w:val="E50000"/>
+          <w:lang w:eastAsia="en-IN"/>
+        </w:rPr>
+        <w:t>placeholder</w:t>
+      </w:r>
+      <w:r>
+        <w:rPr>
+          <w:color w:val="000000"/>
+          <w:lang w:eastAsia="en-IN"/>
+        </w:rPr>
+        <w:t>=</w:t>
+      </w:r>
+      <w:r>
+        <w:rPr>
+          <w:color w:val="A31515"/>
+          <w:lang w:eastAsia="en-IN"/>
+        </w:rPr>
+        <w:t>"Add item..."</w:t>
+      </w:r>
+    </w:p>
+    <w:p>
+      <w:pPr>
+        <w:pStyle w:val="NoSpacing"/>
+        <w:rPr>
+          <w:color w:val="000000"/>
+          <w:lang w:eastAsia="en-IN"/>
+        </w:rPr>
+      </w:pPr>
+      <w:r>
+        <w:rPr>
+          <w:color w:val="000000"/>
+          <w:lang w:eastAsia="en-IN"/>
+        </w:rPr>
+        <w:t xml:space="preserve">        </w:t>
+      </w:r>
+      <w:r>
+        <w:rPr>
+          <w:color w:val="800000"/>
+          <w:lang w:eastAsia="en-IN"/>
+        </w:rPr>
+        <w:t>/&gt;</w:t>
+      </w:r>
+    </w:p>
+    <w:p>
+      <w:pPr>
+        <w:pStyle w:val="NoSpacing"/>
+        <w:rPr>
+          <w:color w:val="000000"/>
+          <w:lang w:eastAsia="en-IN"/>
+        </w:rPr>
+      </w:pPr>
+      <w:r>
+        <w:rPr>
+          <w:color w:val="000000"/>
+          <w:lang w:eastAsia="en-IN"/>
+        </w:rPr>
+        <w:t xml:space="preserve">        </w:t>
+      </w:r>
+      <w:r>
+        <w:rPr>
+          <w:color w:val="800000"/>
+          <w:lang w:eastAsia="en-IN"/>
+        </w:rPr>
+        <w:t>&lt;button</w:t>
+      </w:r>
+      <w:r>
+        <w:rPr>
+          <w:color w:val="000000"/>
+          <w:lang w:eastAsia="en-IN"/>
+        </w:rPr>
+        <w:t xml:space="preserve"> </w:t>
+      </w:r>
+      <w:r>
+        <w:rPr>
+          <w:color w:val="E50000"/>
+          <w:lang w:eastAsia="en-IN"/>
+        </w:rPr>
+        <w:t>type</w:t>
+      </w:r>
+      <w:r>
+        <w:rPr>
+          <w:color w:val="000000"/>
+          <w:lang w:eastAsia="en-IN"/>
+        </w:rPr>
+        <w:t>=</w:t>
+      </w:r>
+      <w:r>
+        <w:rPr>
+          <w:color w:val="A31515"/>
+          <w:lang w:eastAsia="en-IN"/>
+        </w:rPr>
+        <w:t>"submit"</w:t>
+      </w:r>
+      <w:r>
+        <w:rPr>
+          <w:color w:val="800000"/>
+          <w:lang w:eastAsia="en-IN"/>
+        </w:rPr>
+        <w:t>&gt;</w:t>
+      </w:r>
+      <w:r>
+        <w:rPr>
+          <w:color w:val="000000"/>
+          <w:lang w:eastAsia="en-IN"/>
+        </w:rPr>
+        <w:t>Add</w:t>
+      </w:r>
+      <w:r>
+        <w:rPr>
+          <w:color w:val="800000"/>
+          <w:lang w:eastAsia="en-IN"/>
+        </w:rPr>
+        <w:t>&lt;/button&gt;</w:t>
+      </w:r>
+    </w:p>
+    <w:p>
+      <w:pPr>
+        <w:pStyle w:val="NoSpacing"/>
+        <w:rPr>
+          <w:color w:val="000000"/>
+          <w:lang w:eastAsia="en-IN"/>
+        </w:rPr>
+      </w:pPr>
+      <w:r>
+        <w:rPr>
+          <w:color w:val="000000"/>
+          <w:lang w:eastAsia="en-IN"/>
+        </w:rPr>
+        <w:t xml:space="preserve">      </w:t>
+      </w:r>
+      <w:r>
+        <w:rPr>
+          <w:color w:val="800000"/>
+          <w:lang w:eastAsia="en-IN"/>
+        </w:rPr>
+        <w:t>&lt;/form&gt;</w:t>
+      </w:r>
+    </w:p>
+    <w:p>
+      <w:pPr>
+        <w:pStyle w:val="NoSpacing"/>
+        <w:rPr>
+          <w:color w:val="000000"/>
+          <w:lang w:eastAsia="en-IN"/>
+        </w:rPr>
+      </w:pPr>
+    </w:p>
+    <w:p>
+      <w:pPr>
+        <w:pStyle w:val="NoSpacing"/>
+        <w:rPr>
+          <w:color w:val="000000"/>
+          <w:lang w:eastAsia="en-IN"/>
+        </w:rPr>
+      </w:pPr>
+      <w:r>
+        <w:rPr>
+          <w:color w:val="000000"/>
+          <w:lang w:eastAsia="en-IN"/>
+        </w:rPr>
+        <w:t xml:space="preserve">      </w:t>
+      </w:r>
+      <w:r>
+        <w:rPr>
+          <w:color w:val="800000"/>
+          <w:lang w:eastAsia="en-IN"/>
+        </w:rPr>
+        <w:t>&lt;ul&gt;</w:t>
+      </w:r>
+    </w:p>
+    <w:p>
+      <w:pPr>
+        <w:pStyle w:val="NoSpacing"/>
+        <w:rPr>
+          <w:color w:val="000000"/>
+          <w:lang w:eastAsia="en-IN"/>
+        </w:rPr>
+      </w:pPr>
+      <w:r>
+        <w:rPr>
+          <w:color w:val="000000"/>
+          <w:lang w:eastAsia="en-IN"/>
+        </w:rPr>
+        <w:t xml:space="preserve">        </w:t>
+      </w:r>
+      <w:r>
+        <w:rPr>
+          <w:color w:val="0000FF"/>
+          <w:lang w:eastAsia="en-IN"/>
+        </w:rPr>
+        <w:t>{</w:t>
+      </w:r>
+      <w:proofErr w:type="spellStart"/>
+      <w:r>
+        <w:rPr>
+          <w:lang w:eastAsia="en-IN"/>
+        </w:rPr>
+        <w:t>items</w:t>
+      </w:r>
+      <w:r>
+        <w:rPr>
+          <w:color w:val="000000"/>
+          <w:lang w:eastAsia="en-IN"/>
+        </w:rPr>
+        <w:t>.</w:t>
+      </w:r>
+      <w:r>
+        <w:rPr>
+          <w:color w:val="795E26"/>
+          <w:lang w:eastAsia="en-IN"/>
+        </w:rPr>
+        <w:t>map</w:t>
+      </w:r>
+      <w:proofErr w:type="spellEnd"/>
+      <w:r>
+        <w:rPr>
+          <w:color w:val="000000"/>
+          <w:lang w:eastAsia="en-IN"/>
+        </w:rPr>
+        <w:t>((</w:t>
+      </w:r>
+      <w:r>
+        <w:rPr>
+          <w:lang w:eastAsia="en-IN"/>
+        </w:rPr>
+        <w:t>item</w:t>
+      </w:r>
+      <w:r>
+        <w:rPr>
+          <w:color w:val="000000"/>
+          <w:lang w:eastAsia="en-IN"/>
+        </w:rPr>
+        <w:t xml:space="preserve">) </w:t>
+      </w:r>
+      <w:r>
+        <w:rPr>
+          <w:color w:val="0000FF"/>
+          <w:lang w:eastAsia="en-IN"/>
+        </w:rPr>
+        <w:t>=&gt;</w:t>
+      </w:r>
+      <w:r>
+        <w:rPr>
+          <w:color w:val="000000"/>
+          <w:lang w:eastAsia="en-IN"/>
+        </w:rPr>
+        <w:t xml:space="preserve"> (</w:t>
+      </w:r>
+    </w:p>
+    <w:p>
+      <w:pPr>
+        <w:pStyle w:val="NoSpacing"/>
+        <w:rPr>
+          <w:color w:val="000000"/>
+          <w:lang w:eastAsia="en-IN"/>
+        </w:rPr>
+      </w:pPr>
+      <w:r>
+        <w:rPr>
+          <w:color w:val="000000"/>
+          <w:lang w:eastAsia="en-IN"/>
+        </w:rPr>
+        <w:t xml:space="preserve">          </w:t>
+      </w:r>
+      <w:r>
+        <w:rPr>
+          <w:color w:val="800000"/>
+          <w:lang w:eastAsia="en-IN"/>
+        </w:rPr>
+        <w:t>&lt;li</w:t>
+      </w:r>
+      <w:r>
+        <w:rPr>
+          <w:color w:val="000000"/>
+          <w:lang w:eastAsia="en-IN"/>
+        </w:rPr>
+        <w:t xml:space="preserve"> </w:t>
+      </w:r>
+      <w:r>
+        <w:rPr>
+          <w:color w:val="E50000"/>
+          <w:lang w:eastAsia="en-IN"/>
+        </w:rPr>
+        <w:t>key</w:t>
+      </w:r>
+      <w:r>
+        <w:rPr>
+          <w:color w:val="000000"/>
+          <w:lang w:eastAsia="en-IN"/>
+        </w:rPr>
+        <w:t>=</w:t>
+      </w:r>
+      <w:r>
+        <w:rPr>
+          <w:color w:val="0000FF"/>
+          <w:lang w:eastAsia="en-IN"/>
+        </w:rPr>
+        <w:t>{</w:t>
+      </w:r>
+      <w:r>
+        <w:rPr>
+          <w:lang w:eastAsia="en-IN"/>
+        </w:rPr>
+        <w:t>item</w:t>
+      </w:r>
+      <w:r>
+        <w:rPr>
+          <w:color w:val="000000"/>
+          <w:lang w:eastAsia="en-IN"/>
+        </w:rPr>
+        <w:t>.</w:t>
+      </w:r>
+      <w:r>
+        <w:rPr>
+          <w:lang w:eastAsia="en-IN"/>
+        </w:rPr>
+        <w:t>id</w:t>
+      </w:r>
+      <w:r>
+        <w:rPr>
+          <w:color w:val="0000FF"/>
+          <w:lang w:eastAsia="en-IN"/>
+        </w:rPr>
+        <w:t>}</w:t>
+      </w:r>
+      <w:r>
+        <w:rPr>
+          <w:color w:val="000000"/>
+          <w:lang w:eastAsia="en-IN"/>
+        </w:rPr>
+        <w:t xml:space="preserve"> </w:t>
+      </w:r>
+      <w:r>
+        <w:rPr>
+          <w:color w:val="E50000"/>
+          <w:lang w:eastAsia="en-IN"/>
+        </w:rPr>
+        <w:t>style</w:t>
+      </w:r>
+      <w:proofErr w:type="gramStart"/>
+      <w:r>
+        <w:rPr>
+          <w:color w:val="000000"/>
+          <w:lang w:eastAsia="en-IN"/>
+        </w:rPr>
+        <w:t>=</w:t>
+      </w:r>
+      <w:r>
+        <w:rPr>
+          <w:color w:val="0000FF"/>
+          <w:lang w:eastAsia="en-IN"/>
+        </w:rPr>
+        <w:t>{</w:t>
+      </w:r>
+      <w:proofErr w:type="gramEnd"/>
+      <w:r>
+        <w:rPr>
+          <w:color w:val="000000"/>
+          <w:lang w:eastAsia="en-IN"/>
+        </w:rPr>
+        <w:t xml:space="preserve">{ </w:t>
+      </w:r>
+      <w:proofErr w:type="spellStart"/>
+      <w:r>
+        <w:rPr>
+          <w:lang w:eastAsia="en-IN"/>
+        </w:rPr>
+        <w:t>marginTop</w:t>
+      </w:r>
+      <w:proofErr w:type="spellEnd"/>
+      <w:r>
+        <w:rPr>
+          <w:lang w:eastAsia="en-IN"/>
+        </w:rPr>
+        <w:t>:</w:t>
+      </w:r>
+      <w:r>
+        <w:rPr>
+          <w:color w:val="000000"/>
+          <w:lang w:eastAsia="en-IN"/>
+        </w:rPr>
+        <w:t xml:space="preserve"> </w:t>
+      </w:r>
+      <w:r>
+        <w:rPr>
+          <w:color w:val="A31515"/>
+          <w:lang w:eastAsia="en-IN"/>
+        </w:rPr>
+        <w:t>'5px'</w:t>
+      </w:r>
+      <w:r>
+        <w:rPr>
+          <w:color w:val="000000"/>
+          <w:lang w:eastAsia="en-IN"/>
+        </w:rPr>
+        <w:t xml:space="preserve"> }</w:t>
+      </w:r>
+      <w:r>
+        <w:rPr>
+          <w:color w:val="0000FF"/>
+          <w:lang w:eastAsia="en-IN"/>
+        </w:rPr>
+        <w:t>}</w:t>
+      </w:r>
+      <w:r>
+        <w:rPr>
+          <w:color w:val="800000"/>
+          <w:lang w:eastAsia="en-IN"/>
+        </w:rPr>
+        <w:t>&gt;</w:t>
+      </w:r>
+    </w:p>
+    <w:p>
+      <w:pPr>
+        <w:pStyle w:val="NoSpacing"/>
+        <w:rPr>
+          <w:color w:val="000000"/>
+          <w:lang w:eastAsia="en-IN"/>
+        </w:rPr>
+      </w:pPr>
+      <w:r>
+        <w:rPr>
+          <w:color w:val="000000"/>
+          <w:lang w:eastAsia="en-IN"/>
+        </w:rPr>
+        <w:t xml:space="preserve">            </w:t>
+      </w:r>
+      <w:r>
+        <w:rPr>
+          <w:color w:val="0000FF"/>
+          <w:lang w:eastAsia="en-IN"/>
+        </w:rPr>
+        <w:t>{</w:t>
+      </w:r>
+      <w:proofErr w:type="spellStart"/>
+      <w:r>
+        <w:rPr>
+          <w:lang w:eastAsia="en-IN"/>
+        </w:rPr>
+        <w:t>item</w:t>
+      </w:r>
+      <w:r>
+        <w:rPr>
+          <w:color w:val="000000"/>
+          <w:lang w:eastAsia="en-IN"/>
+        </w:rPr>
+        <w:t>.</w:t>
+      </w:r>
+      <w:proofErr w:type="gramStart"/>
+      <w:r>
+        <w:rPr>
+          <w:lang w:eastAsia="en-IN"/>
+        </w:rPr>
+        <w:t>text</w:t>
+      </w:r>
+      <w:proofErr w:type="spellEnd"/>
+      <w:r>
+        <w:rPr>
+          <w:color w:val="0000FF"/>
+          <w:lang w:eastAsia="en-IN"/>
+        </w:rPr>
+        <w:t>}{</w:t>
+      </w:r>
+      <w:proofErr w:type="gramEnd"/>
+      <w:r>
+        <w:rPr>
+          <w:color w:val="A31515"/>
+          <w:lang w:eastAsia="en-IN"/>
+        </w:rPr>
+        <w:t>' '</w:t>
+      </w:r>
+      <w:r>
+        <w:rPr>
+          <w:color w:val="0000FF"/>
+          <w:lang w:eastAsia="en-IN"/>
+        </w:rPr>
+        <w:t>}</w:t>
+      </w:r>
+    </w:p>
+    <w:p>
+      <w:pPr>
+        <w:pStyle w:val="NoSpacing"/>
+        <w:rPr>
+          <w:color w:val="000000"/>
+          <w:lang w:eastAsia="en-IN"/>
+        </w:rPr>
+      </w:pPr>
+      <w:r>
+        <w:rPr>
+          <w:color w:val="000000"/>
+          <w:lang w:eastAsia="en-IN"/>
+        </w:rPr>
+        <w:t xml:space="preserve">            </w:t>
+      </w:r>
+      <w:r>
+        <w:rPr>
+          <w:color w:val="800000"/>
+          <w:lang w:eastAsia="en-IN"/>
+        </w:rPr>
+        <w:t>&lt;button</w:t>
+      </w:r>
+      <w:r>
+        <w:rPr>
+          <w:color w:val="000000"/>
+          <w:lang w:eastAsia="en-IN"/>
+        </w:rPr>
+        <w:t xml:space="preserve"> </w:t>
+      </w:r>
+      <w:proofErr w:type="spellStart"/>
+      <w:r>
+        <w:rPr>
+          <w:color w:val="E50000"/>
+          <w:lang w:eastAsia="en-IN"/>
+        </w:rPr>
+        <w:t>onClick</w:t>
+      </w:r>
+      <w:proofErr w:type="spellEnd"/>
+      <w:proofErr w:type="gramStart"/>
+      <w:r>
+        <w:rPr>
+          <w:color w:val="000000"/>
+          <w:lang w:eastAsia="en-IN"/>
+        </w:rPr>
+        <w:t>=</w:t>
+      </w:r>
+      <w:r>
+        <w:rPr>
+          <w:color w:val="0000FF"/>
+          <w:lang w:eastAsia="en-IN"/>
+        </w:rPr>
+        <w:t>{</w:t>
+      </w:r>
+      <w:proofErr w:type="gramEnd"/>
+      <w:r>
+        <w:rPr>
+          <w:color w:val="000000"/>
+          <w:lang w:eastAsia="en-IN"/>
+        </w:rPr>
+        <w:t xml:space="preserve">() </w:t>
+      </w:r>
+      <w:r>
+        <w:rPr>
+          <w:color w:val="0000FF"/>
+          <w:lang w:eastAsia="en-IN"/>
+        </w:rPr>
+        <w:t>=&gt;</w:t>
+      </w:r>
+      <w:r>
+        <w:rPr>
+          <w:color w:val="000000"/>
+          <w:lang w:eastAsia="en-IN"/>
+        </w:rPr>
+        <w:t xml:space="preserve"> </w:t>
+      </w:r>
+      <w:r>
+        <w:rPr>
+          <w:color w:val="795E26"/>
+          <w:lang w:eastAsia="en-IN"/>
+        </w:rPr>
+        <w:t>dispatch</w:t>
+      </w:r>
+      <w:r>
+        <w:rPr>
+          <w:color w:val="000000"/>
+          <w:lang w:eastAsia="en-IN"/>
+        </w:rPr>
+        <w:t xml:space="preserve">({ </w:t>
+      </w:r>
+      <w:r>
+        <w:rPr>
+          <w:lang w:eastAsia="en-IN"/>
+        </w:rPr>
+        <w:t>type:</w:t>
+      </w:r>
+      <w:r>
+        <w:rPr>
+          <w:color w:val="000000"/>
+          <w:lang w:eastAsia="en-IN"/>
+        </w:rPr>
+        <w:t xml:space="preserve"> </w:t>
+      </w:r>
+      <w:r>
+        <w:rPr>
+          <w:color w:val="A31515"/>
+          <w:lang w:eastAsia="en-IN"/>
+        </w:rPr>
+        <w:t>'REMOVE'</w:t>
+      </w:r>
+      <w:r>
+        <w:rPr>
+          <w:color w:val="000000"/>
+          <w:lang w:eastAsia="en-IN"/>
+        </w:rPr>
+        <w:t xml:space="preserve">, </w:t>
+      </w:r>
+      <w:r>
+        <w:rPr>
+          <w:lang w:eastAsia="en-IN"/>
+        </w:rPr>
+        <w:t>id:</w:t>
+      </w:r>
+      <w:r>
+        <w:rPr>
+          <w:color w:val="000000"/>
+          <w:lang w:eastAsia="en-IN"/>
+        </w:rPr>
+        <w:t xml:space="preserve"> </w:t>
+      </w:r>
+      <w:r>
+        <w:rPr>
+          <w:lang w:eastAsia="en-IN"/>
+        </w:rPr>
+        <w:t>item</w:t>
+      </w:r>
+      <w:r>
+        <w:rPr>
+          <w:color w:val="000000"/>
+          <w:lang w:eastAsia="en-IN"/>
+        </w:rPr>
+        <w:t>.</w:t>
+      </w:r>
+      <w:r>
+        <w:rPr>
+          <w:lang w:eastAsia="en-IN"/>
+        </w:rPr>
+        <w:t>id</w:t>
+      </w:r>
+      <w:r>
+        <w:rPr>
+          <w:color w:val="000000"/>
+          <w:lang w:eastAsia="en-IN"/>
+        </w:rPr>
+        <w:t xml:space="preserve"> })</w:t>
+      </w:r>
+      <w:r>
+        <w:rPr>
+          <w:color w:val="0000FF"/>
+          <w:lang w:eastAsia="en-IN"/>
+        </w:rPr>
+        <w:t>}</w:t>
+      </w:r>
+      <w:r>
+        <w:rPr>
+          <w:color w:val="800000"/>
+          <w:lang w:eastAsia="en-IN"/>
+        </w:rPr>
+        <w:t>&gt;</w:t>
+      </w:r>
+    </w:p>
+    <w:p>
+      <w:pPr>
+        <w:pStyle w:val="NoSpacing"/>
+        <w:rPr>
+          <w:color w:val="000000"/>
+          <w:lang w:eastAsia="en-IN"/>
+        </w:rPr>
+      </w:pPr>
+      <w:r>
+        <w:rPr>
+          <w:color w:val="000000"/>
+          <w:lang w:eastAsia="en-IN"/>
+        </w:rPr>
+        <w:t>              Delete</w:t>
+      </w:r>
+    </w:p>
+    <w:p>
+      <w:pPr>
+        <w:pStyle w:val="NoSpacing"/>
+        <w:rPr>
+          <w:color w:val="000000"/>
+          <w:lang w:eastAsia="en-IN"/>
+        </w:rPr>
+      </w:pPr>
+      <w:r>
+        <w:rPr>
+          <w:color w:val="000000"/>
+          <w:lang w:eastAsia="en-IN"/>
+        </w:rPr>
+        <w:t xml:space="preserve">            </w:t>
+      </w:r>
+      <w:r>
+        <w:rPr>
+          <w:color w:val="800000"/>
+          <w:lang w:eastAsia="en-IN"/>
+        </w:rPr>
+        <w:t>&lt;/button&gt;</w:t>
+      </w:r>
+    </w:p>
+    <w:p>
+      <w:pPr>
+        <w:pStyle w:val="NoSpacing"/>
+        <w:rPr>
+          <w:color w:val="000000"/>
+          <w:lang w:eastAsia="en-IN"/>
+        </w:rPr>
+      </w:pPr>
+      <w:r>
+        <w:rPr>
+          <w:color w:val="000000"/>
+          <w:lang w:eastAsia="en-IN"/>
+        </w:rPr>
+        <w:t xml:space="preserve">          </w:t>
+      </w:r>
+      <w:r>
+        <w:rPr>
+          <w:color w:val="800000"/>
+          <w:lang w:eastAsia="en-IN"/>
+        </w:rPr>
+        <w:t>&lt;/li&gt;</w:t>
+      </w:r>
+    </w:p>
+    <w:p>
+      <w:pPr>
+        <w:pStyle w:val="NoSpacing"/>
+        <w:rPr>
+          <w:color w:val="000000"/>
+          <w:lang w:eastAsia="en-IN"/>
+        </w:rPr>
+      </w:pPr>
+      <w:r>
+        <w:rPr>
+          <w:color w:val="000000"/>
+          <w:lang w:eastAsia="en-IN"/>
+        </w:rPr>
+        <w:t>        ))</w:t>
+      </w:r>
+      <w:r>
+        <w:rPr>
+          <w:color w:val="0000FF"/>
+          <w:lang w:eastAsia="en-IN"/>
+        </w:rPr>
+        <w:t>}</w:t>
+      </w:r>
+    </w:p>
+    <w:p>
+      <w:pPr>
+        <w:pStyle w:val="NoSpacing"/>
+        <w:rPr>
+          <w:color w:val="000000"/>
+          <w:lang w:eastAsia="en-IN"/>
+        </w:rPr>
+      </w:pPr>
+      <w:r>
+        <w:rPr>
+          <w:color w:val="000000"/>
+          <w:lang w:eastAsia="en-IN"/>
+        </w:rPr>
+        <w:t xml:space="preserve">      </w:t>
+      </w:r>
+      <w:r>
+        <w:rPr>
+          <w:color w:val="800000"/>
+          <w:lang w:eastAsia="en-IN"/>
+        </w:rPr>
+        <w:t>&lt;/ul&gt;</w:t>
+      </w:r>
+    </w:p>
+    <w:p>
+      <w:pPr>
+        <w:pStyle w:val="NoSpacing"/>
+        <w:rPr>
+          <w:color w:val="000000"/>
+          <w:lang w:eastAsia="en-IN"/>
+        </w:rPr>
+      </w:pPr>
+      <w:r>
+        <w:rPr>
+          <w:color w:val="000000"/>
+          <w:lang w:eastAsia="en-IN"/>
+        </w:rPr>
+        <w:t xml:space="preserve">    </w:t>
+      </w:r>
+      <w:r>
+        <w:rPr>
+          <w:color w:val="800000"/>
+          <w:lang w:eastAsia="en-IN"/>
+        </w:rPr>
+        <w:t>&lt;/div&gt;</w:t>
+      </w:r>
+    </w:p>
+    <w:p>
+      <w:pPr>
+        <w:pStyle w:val="NoSpacing"/>
+        <w:rPr>
+          <w:color w:val="000000"/>
+          <w:lang w:eastAsia="en-IN"/>
+        </w:rPr>
+      </w:pPr>
+      <w:r>
+        <w:rPr>
+          <w:color w:val="000000"/>
+          <w:lang w:eastAsia="en-IN"/>
+        </w:rPr>
+        <w:t>  );</w:t>
+      </w:r>
+    </w:p>
+    <w:p>
+      <w:pPr>
+        <w:pStyle w:val="NoSpacing"/>
+        <w:rPr>
+          <w:color w:val="000000"/>
+          <w:lang w:eastAsia="en-IN"/>
+        </w:rPr>
+      </w:pPr>
+      <w:r>
+        <w:rPr>
+          <w:color w:val="000000"/>
+          <w:lang w:eastAsia="en-IN"/>
+        </w:rPr>
+        <w:t>}</w:t>
+      </w:r>
+    </w:p>
+    <w:p>
+      <w:pPr>
+        <w:pStyle w:val="NoSpacing"/>
+        <w:rPr>
+          <w:lang w:eastAsia="en-IN"/>
+        </w:rPr>
+      </w:pPr>
+      <w:r>
+        <w:rPr>
+          <w:color w:val="AF00DB"/>
+          <w:lang w:eastAsia="en-IN"/>
+        </w:rPr>
+        <w:t>export</w:t>
+      </w:r>
+      <w:r>
+        <w:rPr>
+          <w:color w:val="000000"/>
+          <w:lang w:eastAsia="en-IN"/>
+        </w:rPr>
+        <w:t xml:space="preserve"> </w:t>
+      </w:r>
+      <w:r>
+        <w:rPr>
+          <w:color w:val="AF00DB"/>
+          <w:lang w:eastAsia="en-IN"/>
+        </w:rPr>
+        <w:t>default</w:t>
+      </w:r>
+      <w:r>
+        <w:rPr>
+          <w:color w:val="000000"/>
+          <w:lang w:eastAsia="en-IN"/>
+        </w:rPr>
+        <w:t xml:space="preserve"> </w:t>
+      </w:r>
+      <w:r>
+        <w:rPr>
+          <w:lang w:eastAsia="en-IN"/>
+        </w:rPr>
+        <w:t>App</w:t>
+      </w:r>
+    </w:p>
+    <w:p>
+      <w:pPr>
+        <w:pStyle w:val="NoSpacing"/>
+        <w:rPr>
+          <w:b/>
+        </w:rPr>
+      </w:pPr>
+      <w:r>
+        <w:rPr>
+          <w:b/>
+        </w:rPr>
+        <w:lastRenderedPageBreak/>
+        <w:t>Simple Counter App using Reducer</w:t>
+      </w:r>
+    </w:p>
+    <w:p>
+      <w:pPr>
+        <w:pStyle w:val="NoSpacing"/>
+        <w:rPr>
+          <w:b/>
+        </w:rPr>
+      </w:pPr>
+    </w:p>
+    <w:p>
+      <w:pPr>
+        <w:pStyle w:val="NoSpacing"/>
+        <w:rPr>
+          <w:color w:val="202020"/>
+          <w:lang w:eastAsia="en-IN"/>
+        </w:rPr>
+      </w:pPr>
+      <w:r>
+        <w:rPr>
+          <w:color w:val="AF00DB"/>
+          <w:lang w:eastAsia="en-IN"/>
+        </w:rPr>
+        <w:t>import</w:t>
+      </w:r>
+      <w:r>
+        <w:rPr>
+          <w:color w:val="202020"/>
+          <w:lang w:eastAsia="en-IN"/>
+        </w:rPr>
+        <w:t xml:space="preserve"> </w:t>
+      </w:r>
+      <w:r>
+        <w:rPr>
+          <w:color w:val="1F2328"/>
+          <w:lang w:eastAsia="en-IN"/>
+        </w:rPr>
+        <w:t>Card</w:t>
+      </w:r>
+      <w:r>
+        <w:rPr>
+          <w:color w:val="202020"/>
+          <w:lang w:eastAsia="en-IN"/>
+        </w:rPr>
+        <w:t xml:space="preserve"> </w:t>
+      </w:r>
+      <w:r>
+        <w:rPr>
+          <w:color w:val="AF00DB"/>
+          <w:lang w:eastAsia="en-IN"/>
+        </w:rPr>
+        <w:t>from</w:t>
+      </w:r>
+      <w:r>
+        <w:rPr>
+          <w:color w:val="202020"/>
+          <w:lang w:eastAsia="en-IN"/>
+        </w:rPr>
+        <w:t xml:space="preserve"> </w:t>
+      </w:r>
+      <w:proofErr w:type="gramStart"/>
+      <w:r>
+        <w:rPr>
+          <w:lang w:eastAsia="en-IN"/>
+        </w:rPr>
+        <w:t>"..</w:t>
+      </w:r>
+      <w:proofErr w:type="gramEnd"/>
+      <w:r>
+        <w:rPr>
+          <w:lang w:eastAsia="en-IN"/>
+        </w:rPr>
+        <w:t>/components/Card"</w:t>
+      </w:r>
+    </w:p>
+    <w:p>
+      <w:pPr>
+        <w:pStyle w:val="NoSpacing"/>
+        <w:rPr>
+          <w:color w:val="202020"/>
+          <w:lang w:eastAsia="en-IN"/>
+        </w:rPr>
+      </w:pPr>
+      <w:r>
+        <w:rPr>
+          <w:color w:val="AF00DB"/>
+          <w:lang w:eastAsia="en-IN"/>
+        </w:rPr>
+        <w:t>import</w:t>
+      </w:r>
+      <w:r>
+        <w:rPr>
+          <w:color w:val="202020"/>
+          <w:lang w:eastAsia="en-IN"/>
+        </w:rPr>
+        <w:t xml:space="preserve"> </w:t>
+      </w:r>
+      <w:proofErr w:type="gramStart"/>
+      <w:r>
+        <w:rPr>
+          <w:color w:val="1F2328"/>
+          <w:lang w:eastAsia="en-IN"/>
+        </w:rPr>
+        <w:t xml:space="preserve">{ </w:t>
+      </w:r>
+      <w:proofErr w:type="spellStart"/>
+      <w:r>
+        <w:rPr>
+          <w:color w:val="1F2328"/>
+          <w:lang w:eastAsia="en-IN"/>
+        </w:rPr>
+        <w:t>useState</w:t>
+      </w:r>
+      <w:proofErr w:type="spellEnd"/>
+      <w:proofErr w:type="gramEnd"/>
+      <w:r>
+        <w:rPr>
+          <w:color w:val="1F2328"/>
+          <w:lang w:eastAsia="en-IN"/>
+        </w:rPr>
+        <w:t xml:space="preserve">, </w:t>
+      </w:r>
+      <w:proofErr w:type="spellStart"/>
+      <w:r>
+        <w:rPr>
+          <w:color w:val="1F2328"/>
+          <w:lang w:eastAsia="en-IN"/>
+        </w:rPr>
+        <w:t>useReducer</w:t>
+      </w:r>
+      <w:proofErr w:type="spellEnd"/>
+      <w:r>
+        <w:rPr>
+          <w:color w:val="1F2328"/>
+          <w:lang w:eastAsia="en-IN"/>
+        </w:rPr>
+        <w:t xml:space="preserve"> }</w:t>
+      </w:r>
+      <w:r>
+        <w:rPr>
+          <w:color w:val="202020"/>
+          <w:lang w:eastAsia="en-IN"/>
+        </w:rPr>
+        <w:t xml:space="preserve"> </w:t>
+      </w:r>
+      <w:r>
+        <w:rPr>
+          <w:color w:val="AF00DB"/>
+          <w:lang w:eastAsia="en-IN"/>
+        </w:rPr>
+        <w:t>from</w:t>
+      </w:r>
+      <w:r>
+        <w:rPr>
+          <w:color w:val="202020"/>
+          <w:lang w:eastAsia="en-IN"/>
+        </w:rPr>
+        <w:t xml:space="preserve"> </w:t>
+      </w:r>
+      <w:r>
+        <w:rPr>
+          <w:lang w:eastAsia="en-IN"/>
+        </w:rPr>
+        <w:t>"react"</w:t>
+      </w:r>
+      <w:r>
+        <w:rPr>
+          <w:color w:val="202020"/>
+          <w:lang w:eastAsia="en-IN"/>
+        </w:rPr>
+        <w:t>;</w:t>
+      </w:r>
+    </w:p>
+    <w:p>
+      <w:pPr>
+        <w:pStyle w:val="NoSpacing"/>
+        <w:rPr>
+          <w:color w:val="202020"/>
+          <w:lang w:eastAsia="en-IN"/>
+        </w:rPr>
+      </w:pPr>
+    </w:p>
+    <w:p>
+      <w:pPr>
+        <w:pStyle w:val="NoSpacing"/>
+        <w:rPr>
+          <w:color w:val="202020"/>
+          <w:lang w:eastAsia="en-IN"/>
+        </w:rPr>
+      </w:pPr>
+      <w:r>
+        <w:rPr>
+          <w:color w:val="CF222E"/>
+          <w:lang w:eastAsia="en-IN"/>
+        </w:rPr>
+        <w:t>const</w:t>
+      </w:r>
+      <w:r>
+        <w:rPr>
+          <w:color w:val="202020"/>
+          <w:lang w:eastAsia="en-IN"/>
+        </w:rPr>
+        <w:t xml:space="preserve"> </w:t>
+      </w:r>
+      <w:proofErr w:type="spellStart"/>
+      <w:r>
+        <w:rPr>
+          <w:color w:val="0550AE"/>
+          <w:lang w:eastAsia="en-IN"/>
+        </w:rPr>
+        <w:t>initialState</w:t>
+      </w:r>
+      <w:proofErr w:type="spellEnd"/>
+      <w:r>
+        <w:rPr>
+          <w:color w:val="202020"/>
+          <w:lang w:eastAsia="en-IN"/>
+        </w:rPr>
+        <w:t xml:space="preserve"> </w:t>
+      </w:r>
+      <w:r>
+        <w:rPr>
+          <w:color w:val="000000"/>
+          <w:lang w:eastAsia="en-IN"/>
+        </w:rPr>
+        <w:t>=</w:t>
+      </w:r>
+      <w:r>
+        <w:rPr>
+          <w:color w:val="202020"/>
+          <w:lang w:eastAsia="en-IN"/>
+        </w:rPr>
+        <w:t xml:space="preserve"> {</w:t>
+      </w:r>
+    </w:p>
+    <w:p>
+      <w:pPr>
+        <w:pStyle w:val="NoSpacing"/>
+        <w:rPr>
+          <w:color w:val="202020"/>
+          <w:lang w:eastAsia="en-IN"/>
+        </w:rPr>
+      </w:pPr>
+      <w:r>
+        <w:rPr>
+          <w:color w:val="202020"/>
+          <w:lang w:eastAsia="en-IN"/>
+        </w:rPr>
+        <w:t xml:space="preserve">    </w:t>
+      </w:r>
+      <w:r>
+        <w:rPr>
+          <w:color w:val="1F2328"/>
+          <w:lang w:eastAsia="en-IN"/>
+        </w:rPr>
+        <w:t>count</w:t>
+      </w:r>
+      <w:r>
+        <w:rPr>
+          <w:color w:val="001080"/>
+          <w:lang w:eastAsia="en-IN"/>
+        </w:rPr>
+        <w:t>:</w:t>
+      </w:r>
+      <w:r>
+        <w:rPr>
+          <w:color w:val="098658"/>
+          <w:lang w:eastAsia="en-IN"/>
+        </w:rPr>
+        <w:t>1</w:t>
+      </w:r>
+    </w:p>
+    <w:p>
+      <w:pPr>
+        <w:pStyle w:val="NoSpacing"/>
+        <w:rPr>
+          <w:color w:val="202020"/>
+          <w:lang w:eastAsia="en-IN"/>
+        </w:rPr>
+      </w:pPr>
+      <w:r>
+        <w:rPr>
+          <w:color w:val="202020"/>
+          <w:lang w:eastAsia="en-IN"/>
+        </w:rPr>
+        <w:t>}</w:t>
+      </w:r>
+    </w:p>
+    <w:p>
+      <w:pPr>
+        <w:pStyle w:val="NoSpacing"/>
+        <w:rPr>
+          <w:color w:val="202020"/>
+          <w:lang w:eastAsia="en-IN"/>
+        </w:rPr>
+      </w:pPr>
+      <w:r>
+        <w:rPr>
+          <w:color w:val="CF222E"/>
+          <w:lang w:eastAsia="en-IN"/>
+        </w:rPr>
+        <w:t>const</w:t>
+      </w:r>
+      <w:r>
+        <w:rPr>
+          <w:color w:val="202020"/>
+          <w:lang w:eastAsia="en-IN"/>
+        </w:rPr>
+        <w:t xml:space="preserve"> </w:t>
+      </w:r>
+      <w:r>
+        <w:rPr>
+          <w:color w:val="8250DF"/>
+          <w:lang w:eastAsia="en-IN"/>
+        </w:rPr>
+        <w:t>reducer</w:t>
+      </w:r>
+      <w:r>
+        <w:rPr>
+          <w:color w:val="202020"/>
+          <w:lang w:eastAsia="en-IN"/>
+        </w:rPr>
+        <w:t xml:space="preserve"> </w:t>
+      </w:r>
+      <w:r>
+        <w:rPr>
+          <w:color w:val="000000"/>
+          <w:lang w:eastAsia="en-IN"/>
+        </w:rPr>
+        <w:t>=</w:t>
+      </w:r>
+      <w:r>
+        <w:rPr>
+          <w:color w:val="202020"/>
+          <w:lang w:eastAsia="en-IN"/>
+        </w:rPr>
+        <w:t xml:space="preserve"> (</w:t>
+      </w:r>
+      <w:r>
+        <w:rPr>
+          <w:color w:val="953800"/>
+          <w:lang w:eastAsia="en-IN"/>
+        </w:rPr>
+        <w:t>state</w:t>
+      </w:r>
+      <w:r>
+        <w:rPr>
+          <w:color w:val="202020"/>
+          <w:lang w:eastAsia="en-IN"/>
+        </w:rPr>
+        <w:t xml:space="preserve">, </w:t>
+      </w:r>
+      <w:r>
+        <w:rPr>
+          <w:color w:val="953800"/>
+          <w:lang w:eastAsia="en-IN"/>
+        </w:rPr>
+        <w:t>action</w:t>
+      </w:r>
+      <w:r>
+        <w:rPr>
+          <w:color w:val="202020"/>
+          <w:lang w:eastAsia="en-IN"/>
+        </w:rPr>
+        <w:t xml:space="preserve">) </w:t>
+      </w:r>
+      <w:r>
+        <w:rPr>
+          <w:color w:val="CF222E"/>
+          <w:lang w:eastAsia="en-IN"/>
+        </w:rPr>
+        <w:t>=</w:t>
+      </w:r>
+      <w:proofErr w:type="gramStart"/>
+      <w:r>
+        <w:rPr>
+          <w:color w:val="CF222E"/>
+          <w:lang w:eastAsia="en-IN"/>
+        </w:rPr>
+        <w:t>&gt;</w:t>
+      </w:r>
+      <w:r>
+        <w:rPr>
+          <w:color w:val="1F2328"/>
+          <w:lang w:eastAsia="en-IN"/>
+        </w:rPr>
+        <w:t>{</w:t>
+      </w:r>
+      <w:proofErr w:type="gramEnd"/>
+    </w:p>
+    <w:p>
+      <w:pPr>
+        <w:pStyle w:val="NoSpacing"/>
+        <w:rPr>
+          <w:color w:val="202020"/>
+          <w:lang w:eastAsia="en-IN"/>
+        </w:rPr>
+      </w:pPr>
+      <w:r>
+        <w:rPr>
+          <w:color w:val="1F2328"/>
+          <w:lang w:eastAsia="en-IN"/>
+        </w:rPr>
+        <w:t xml:space="preserve">    </w:t>
+      </w:r>
+      <w:r>
+        <w:rPr>
+          <w:color w:val="AF00DB"/>
+          <w:lang w:eastAsia="en-IN"/>
+        </w:rPr>
+        <w:t>switch</w:t>
+      </w:r>
+      <w:r>
+        <w:rPr>
+          <w:color w:val="1F2328"/>
+          <w:lang w:eastAsia="en-IN"/>
+        </w:rPr>
+        <w:t>(</w:t>
+      </w:r>
+      <w:proofErr w:type="spellStart"/>
+      <w:proofErr w:type="gramStart"/>
+      <w:r>
+        <w:rPr>
+          <w:color w:val="953800"/>
+          <w:lang w:eastAsia="en-IN"/>
+        </w:rPr>
+        <w:t>action</w:t>
+      </w:r>
+      <w:r>
+        <w:rPr>
+          <w:color w:val="1F2328"/>
+          <w:lang w:eastAsia="en-IN"/>
+        </w:rPr>
+        <w:t>.type</w:t>
+      </w:r>
+      <w:proofErr w:type="spellEnd"/>
+      <w:proofErr w:type="gramEnd"/>
+      <w:r>
+        <w:rPr>
+          <w:color w:val="1F2328"/>
+          <w:lang w:eastAsia="en-IN"/>
+        </w:rPr>
+        <w:t>){</w:t>
+      </w:r>
+    </w:p>
+    <w:p>
+      <w:pPr>
+        <w:pStyle w:val="NoSpacing"/>
+        <w:rPr>
+          <w:color w:val="202020"/>
+          <w:lang w:eastAsia="en-IN"/>
+        </w:rPr>
+      </w:pPr>
+      <w:r>
+        <w:rPr>
+          <w:color w:val="1F2328"/>
+          <w:lang w:eastAsia="en-IN"/>
+        </w:rPr>
+        <w:t xml:space="preserve">        </w:t>
+      </w:r>
+      <w:r>
+        <w:rPr>
+          <w:color w:val="AF00DB"/>
+          <w:lang w:eastAsia="en-IN"/>
+        </w:rPr>
+        <w:t>case</w:t>
+      </w:r>
+      <w:r>
+        <w:rPr>
+          <w:color w:val="1F2328"/>
+          <w:lang w:eastAsia="en-IN"/>
+        </w:rPr>
+        <w:t xml:space="preserve"> </w:t>
+      </w:r>
+      <w:r>
+        <w:rPr>
+          <w:lang w:eastAsia="en-IN"/>
+        </w:rPr>
+        <w:t>"Add</w:t>
+      </w:r>
+      <w:proofErr w:type="gramStart"/>
+      <w:r>
+        <w:rPr>
+          <w:lang w:eastAsia="en-IN"/>
+        </w:rPr>
+        <w:t>"</w:t>
+      </w:r>
+      <w:r>
+        <w:rPr>
+          <w:color w:val="1F2328"/>
+          <w:lang w:eastAsia="en-IN"/>
+        </w:rPr>
+        <w:t xml:space="preserve"> :</w:t>
+      </w:r>
+      <w:proofErr w:type="gramEnd"/>
+      <w:r>
+        <w:rPr>
+          <w:color w:val="1F2328"/>
+          <w:lang w:eastAsia="en-IN"/>
+        </w:rPr>
+        <w:t xml:space="preserve"> </w:t>
+      </w:r>
+      <w:r>
+        <w:rPr>
+          <w:color w:val="AF00DB"/>
+          <w:lang w:eastAsia="en-IN"/>
+        </w:rPr>
+        <w:t>return</w:t>
+      </w:r>
+      <w:r>
+        <w:rPr>
+          <w:color w:val="1F2328"/>
+          <w:lang w:eastAsia="en-IN"/>
+        </w:rPr>
+        <w:t xml:space="preserve"> {</w:t>
+      </w:r>
+    </w:p>
+    <w:p>
+      <w:pPr>
+        <w:pStyle w:val="NoSpacing"/>
+        <w:rPr>
+          <w:color w:val="202020"/>
+          <w:lang w:eastAsia="en-IN"/>
+        </w:rPr>
+      </w:pPr>
+      <w:r>
+        <w:rPr>
+          <w:color w:val="1F2328"/>
+          <w:lang w:eastAsia="en-IN"/>
+        </w:rPr>
+        <w:t xml:space="preserve">            </w:t>
+      </w:r>
+      <w:proofErr w:type="spellStart"/>
+      <w:proofErr w:type="gramStart"/>
+      <w:r>
+        <w:rPr>
+          <w:color w:val="1F2328"/>
+          <w:lang w:eastAsia="en-IN"/>
+        </w:rPr>
+        <w:t>count</w:t>
+      </w:r>
+      <w:r>
+        <w:rPr>
+          <w:color w:val="001080"/>
+          <w:lang w:eastAsia="en-IN"/>
+        </w:rPr>
+        <w:t>:</w:t>
+      </w:r>
+      <w:r>
+        <w:rPr>
+          <w:color w:val="953800"/>
+          <w:lang w:eastAsia="en-IN"/>
+        </w:rPr>
+        <w:t>state</w:t>
+      </w:r>
+      <w:proofErr w:type="gramEnd"/>
+      <w:r>
+        <w:rPr>
+          <w:color w:val="1F2328"/>
+          <w:lang w:eastAsia="en-IN"/>
+        </w:rPr>
+        <w:t>.count</w:t>
+      </w:r>
+      <w:proofErr w:type="spellEnd"/>
+      <w:r>
+        <w:rPr>
+          <w:color w:val="1F2328"/>
+          <w:lang w:eastAsia="en-IN"/>
+        </w:rPr>
+        <w:t xml:space="preserve"> </w:t>
+      </w:r>
+      <w:r>
+        <w:rPr>
+          <w:color w:val="000000"/>
+          <w:lang w:eastAsia="en-IN"/>
+        </w:rPr>
+        <w:t>+</w:t>
+      </w:r>
+      <w:r>
+        <w:rPr>
+          <w:color w:val="1F2328"/>
+          <w:lang w:eastAsia="en-IN"/>
+        </w:rPr>
+        <w:t xml:space="preserve"> </w:t>
+      </w:r>
+      <w:r>
+        <w:rPr>
+          <w:color w:val="098658"/>
+          <w:lang w:eastAsia="en-IN"/>
+        </w:rPr>
+        <w:t>1</w:t>
+      </w:r>
+    </w:p>
+    <w:p>
+      <w:pPr>
+        <w:pStyle w:val="NoSpacing"/>
+        <w:rPr>
+          <w:color w:val="202020"/>
+          <w:lang w:eastAsia="en-IN"/>
+        </w:rPr>
+      </w:pPr>
+      <w:r>
+        <w:rPr>
+          <w:color w:val="1F2328"/>
+          <w:lang w:eastAsia="en-IN"/>
+        </w:rPr>
+        <w:t>        }</w:t>
+      </w:r>
+    </w:p>
+    <w:p>
+      <w:pPr>
+        <w:pStyle w:val="NoSpacing"/>
+        <w:rPr>
+          <w:color w:val="202020"/>
+          <w:lang w:eastAsia="en-IN"/>
+        </w:rPr>
+      </w:pPr>
+      <w:r>
+        <w:rPr>
+          <w:color w:val="1F2328"/>
+          <w:lang w:eastAsia="en-IN"/>
+        </w:rPr>
+        <w:t xml:space="preserve">        </w:t>
+      </w:r>
+      <w:r>
+        <w:rPr>
+          <w:color w:val="AF00DB"/>
+          <w:lang w:eastAsia="en-IN"/>
+        </w:rPr>
+        <w:t>case</w:t>
+      </w:r>
+      <w:r>
+        <w:rPr>
+          <w:color w:val="1F2328"/>
+          <w:lang w:eastAsia="en-IN"/>
+        </w:rPr>
+        <w:t xml:space="preserve"> </w:t>
+      </w:r>
+      <w:r>
+        <w:rPr>
+          <w:lang w:eastAsia="en-IN"/>
+        </w:rPr>
+        <w:t>"Remove</w:t>
+      </w:r>
+      <w:proofErr w:type="gramStart"/>
+      <w:r>
+        <w:rPr>
+          <w:lang w:eastAsia="en-IN"/>
+        </w:rPr>
+        <w:t>"</w:t>
+      </w:r>
+      <w:r>
+        <w:rPr>
+          <w:color w:val="1F2328"/>
+          <w:lang w:eastAsia="en-IN"/>
+        </w:rPr>
+        <w:t xml:space="preserve"> :</w:t>
+      </w:r>
+      <w:proofErr w:type="gramEnd"/>
+      <w:r>
+        <w:rPr>
+          <w:color w:val="1F2328"/>
+          <w:lang w:eastAsia="en-IN"/>
+        </w:rPr>
+        <w:t xml:space="preserve"> </w:t>
+      </w:r>
+      <w:r>
+        <w:rPr>
+          <w:color w:val="AF00DB"/>
+          <w:lang w:eastAsia="en-IN"/>
+        </w:rPr>
+        <w:t>return</w:t>
+      </w:r>
+      <w:r>
+        <w:rPr>
+          <w:color w:val="1F2328"/>
+          <w:lang w:eastAsia="en-IN"/>
+        </w:rPr>
+        <w:t xml:space="preserve"> {</w:t>
+      </w:r>
+    </w:p>
+    <w:p>
+      <w:pPr>
+        <w:pStyle w:val="NoSpacing"/>
+        <w:rPr>
+          <w:color w:val="202020"/>
+          <w:lang w:eastAsia="en-IN"/>
+        </w:rPr>
+      </w:pPr>
+      <w:r>
+        <w:rPr>
+          <w:color w:val="1F2328"/>
+          <w:lang w:eastAsia="en-IN"/>
+        </w:rPr>
+        <w:t xml:space="preserve">            </w:t>
+      </w:r>
+      <w:proofErr w:type="gramStart"/>
+      <w:r>
+        <w:rPr>
+          <w:color w:val="1F2328"/>
+          <w:lang w:eastAsia="en-IN"/>
+        </w:rPr>
+        <w:t>count</w:t>
+      </w:r>
+      <w:r>
+        <w:rPr>
+          <w:color w:val="001080"/>
+          <w:lang w:eastAsia="en-IN"/>
+        </w:rPr>
+        <w:t xml:space="preserve"> :</w:t>
+      </w:r>
+      <w:proofErr w:type="gramEnd"/>
+      <w:r>
+        <w:rPr>
+          <w:color w:val="1F2328"/>
+          <w:lang w:eastAsia="en-IN"/>
+        </w:rPr>
+        <w:t xml:space="preserve"> </w:t>
+      </w:r>
+      <w:proofErr w:type="spellStart"/>
+      <w:r>
+        <w:rPr>
+          <w:color w:val="953800"/>
+          <w:lang w:eastAsia="en-IN"/>
+        </w:rPr>
+        <w:t>state</w:t>
+      </w:r>
+      <w:r>
+        <w:rPr>
+          <w:color w:val="1F2328"/>
+          <w:lang w:eastAsia="en-IN"/>
+        </w:rPr>
+        <w:t>.count</w:t>
+      </w:r>
+      <w:proofErr w:type="spellEnd"/>
+      <w:r>
+        <w:rPr>
+          <w:color w:val="1F2328"/>
+          <w:lang w:eastAsia="en-IN"/>
+        </w:rPr>
+        <w:t xml:space="preserve"> </w:t>
+      </w:r>
+      <w:r>
+        <w:rPr>
+          <w:color w:val="000000"/>
+          <w:lang w:eastAsia="en-IN"/>
+        </w:rPr>
+        <w:t>-</w:t>
+      </w:r>
+      <w:r>
+        <w:rPr>
+          <w:color w:val="098658"/>
+          <w:lang w:eastAsia="en-IN"/>
+        </w:rPr>
+        <w:t>1</w:t>
+      </w:r>
+    </w:p>
+    <w:p>
+      <w:pPr>
+        <w:pStyle w:val="NoSpacing"/>
+        <w:rPr>
+          <w:color w:val="202020"/>
+          <w:lang w:eastAsia="en-IN"/>
+        </w:rPr>
+      </w:pPr>
+      <w:r>
+        <w:rPr>
+          <w:color w:val="1F2328"/>
+          <w:lang w:eastAsia="en-IN"/>
+        </w:rPr>
+        <w:t>        }</w:t>
+      </w:r>
+    </w:p>
+    <w:p>
+      <w:pPr>
+        <w:pStyle w:val="NoSpacing"/>
+        <w:rPr>
+          <w:color w:val="202020"/>
+          <w:lang w:eastAsia="en-IN"/>
+        </w:rPr>
+      </w:pPr>
+      <w:r>
+        <w:rPr>
+          <w:color w:val="1F2328"/>
+          <w:lang w:eastAsia="en-IN"/>
+        </w:rPr>
+        <w:t xml:space="preserve">        </w:t>
+      </w:r>
+      <w:r>
+        <w:rPr>
+          <w:color w:val="AF00DB"/>
+          <w:lang w:eastAsia="en-IN"/>
+        </w:rPr>
+        <w:t>case</w:t>
+      </w:r>
+      <w:r>
+        <w:rPr>
+          <w:color w:val="1F2328"/>
+          <w:lang w:eastAsia="en-IN"/>
+        </w:rPr>
+        <w:t xml:space="preserve"> </w:t>
+      </w:r>
+      <w:r>
+        <w:rPr>
+          <w:lang w:eastAsia="en-IN"/>
+        </w:rPr>
+        <w:t>"Reset</w:t>
+      </w:r>
+      <w:proofErr w:type="gramStart"/>
+      <w:r>
+        <w:rPr>
+          <w:lang w:eastAsia="en-IN"/>
+        </w:rPr>
+        <w:t>"</w:t>
+      </w:r>
+      <w:r>
+        <w:rPr>
+          <w:color w:val="1F2328"/>
+          <w:lang w:eastAsia="en-IN"/>
+        </w:rPr>
+        <w:t xml:space="preserve"> :</w:t>
+      </w:r>
+      <w:proofErr w:type="gramEnd"/>
+      <w:r>
+        <w:rPr>
+          <w:color w:val="1F2328"/>
+          <w:lang w:eastAsia="en-IN"/>
+        </w:rPr>
+        <w:t xml:space="preserve"> </w:t>
+      </w:r>
+      <w:r>
+        <w:rPr>
+          <w:color w:val="AF00DB"/>
+          <w:lang w:eastAsia="en-IN"/>
+        </w:rPr>
+        <w:t>return</w:t>
+      </w:r>
+      <w:r>
+        <w:rPr>
+          <w:color w:val="1F2328"/>
+          <w:lang w:eastAsia="en-IN"/>
+        </w:rPr>
+        <w:t xml:space="preserve"> {</w:t>
+      </w:r>
+    </w:p>
+    <w:p>
+      <w:pPr>
+        <w:pStyle w:val="NoSpacing"/>
+        <w:rPr>
+          <w:color w:val="202020"/>
+          <w:lang w:eastAsia="en-IN"/>
+        </w:rPr>
+      </w:pPr>
+      <w:r>
+        <w:rPr>
+          <w:color w:val="1F2328"/>
+          <w:lang w:eastAsia="en-IN"/>
+        </w:rPr>
+        <w:t xml:space="preserve">            </w:t>
+      </w:r>
+      <w:proofErr w:type="gramStart"/>
+      <w:r>
+        <w:rPr>
+          <w:color w:val="1F2328"/>
+          <w:lang w:eastAsia="en-IN"/>
+        </w:rPr>
+        <w:t>count</w:t>
+      </w:r>
+      <w:r>
+        <w:rPr>
+          <w:color w:val="001080"/>
+          <w:lang w:eastAsia="en-IN"/>
+        </w:rPr>
+        <w:t xml:space="preserve"> :</w:t>
+      </w:r>
+      <w:proofErr w:type="gramEnd"/>
+      <w:r>
+        <w:rPr>
+          <w:color w:val="1F2328"/>
+          <w:lang w:eastAsia="en-IN"/>
+        </w:rPr>
+        <w:t xml:space="preserve"> </w:t>
+      </w:r>
+      <w:r>
+        <w:rPr>
+          <w:color w:val="098658"/>
+          <w:lang w:eastAsia="en-IN"/>
+        </w:rPr>
+        <w:t>0</w:t>
+      </w:r>
+    </w:p>
+    <w:p>
+      <w:pPr>
+        <w:pStyle w:val="NoSpacing"/>
+        <w:rPr>
+          <w:color w:val="202020"/>
+          <w:lang w:eastAsia="en-IN"/>
+        </w:rPr>
+      </w:pPr>
+      <w:r>
+        <w:rPr>
+          <w:color w:val="1F2328"/>
+          <w:lang w:eastAsia="en-IN"/>
+        </w:rPr>
+        <w:t>        }</w:t>
+      </w:r>
+    </w:p>
+    <w:p>
+      <w:pPr>
+        <w:pStyle w:val="NoSpacing"/>
+        <w:rPr>
+          <w:color w:val="202020"/>
+          <w:lang w:eastAsia="en-IN"/>
+        </w:rPr>
+      </w:pPr>
+      <w:r>
+        <w:rPr>
+          <w:color w:val="1F2328"/>
+          <w:lang w:eastAsia="en-IN"/>
+        </w:rPr>
+        <w:t xml:space="preserve">        </w:t>
+      </w:r>
+      <w:proofErr w:type="gramStart"/>
+      <w:r>
+        <w:rPr>
+          <w:color w:val="AF00DB"/>
+          <w:lang w:eastAsia="en-IN"/>
+        </w:rPr>
+        <w:t>default</w:t>
+      </w:r>
+      <w:r>
+        <w:rPr>
+          <w:color w:val="1F2328"/>
+          <w:lang w:eastAsia="en-IN"/>
+        </w:rPr>
+        <w:t xml:space="preserve"> :</w:t>
+      </w:r>
+      <w:proofErr w:type="gramEnd"/>
+      <w:r>
+        <w:rPr>
+          <w:color w:val="1F2328"/>
+          <w:lang w:eastAsia="en-IN"/>
+        </w:rPr>
+        <w:t xml:space="preserve"> </w:t>
+      </w:r>
+      <w:r>
+        <w:rPr>
+          <w:color w:val="AF00DB"/>
+          <w:lang w:eastAsia="en-IN"/>
+        </w:rPr>
+        <w:t>return</w:t>
+      </w:r>
+      <w:r>
+        <w:rPr>
+          <w:color w:val="1F2328"/>
+          <w:lang w:eastAsia="en-IN"/>
+        </w:rPr>
+        <w:t xml:space="preserve"> </w:t>
+      </w:r>
+      <w:r>
+        <w:rPr>
+          <w:color w:val="953800"/>
+          <w:lang w:eastAsia="en-IN"/>
+        </w:rPr>
+        <w:t>state</w:t>
+      </w:r>
+    </w:p>
+    <w:p>
+      <w:pPr>
+        <w:pStyle w:val="NoSpacing"/>
+        <w:rPr>
+          <w:color w:val="202020"/>
+          <w:lang w:eastAsia="en-IN"/>
+        </w:rPr>
+      </w:pPr>
+      <w:r>
+        <w:rPr>
+          <w:color w:val="1F2328"/>
+          <w:lang w:eastAsia="en-IN"/>
+        </w:rPr>
+        <w:t>    }</w:t>
+      </w:r>
+    </w:p>
+    <w:p>
+      <w:pPr>
+        <w:pStyle w:val="NoSpacing"/>
+        <w:rPr>
+          <w:color w:val="202020"/>
+          <w:lang w:eastAsia="en-IN"/>
+        </w:rPr>
+      </w:pPr>
+    </w:p>
+    <w:p>
+      <w:pPr>
+        <w:pStyle w:val="NoSpacing"/>
+        <w:rPr>
+          <w:color w:val="202020"/>
+          <w:lang w:eastAsia="en-IN"/>
+        </w:rPr>
+      </w:pPr>
+      <w:r>
+        <w:rPr>
+          <w:color w:val="1F2328"/>
+          <w:lang w:eastAsia="en-IN"/>
+        </w:rPr>
+        <w:t>}</w:t>
+      </w:r>
+    </w:p>
+    <w:p>
+      <w:pPr>
+        <w:pStyle w:val="NoSpacing"/>
+        <w:rPr>
+          <w:color w:val="202020"/>
+          <w:lang w:eastAsia="en-IN"/>
+        </w:rPr>
+      </w:pPr>
+      <w:r>
+        <w:rPr>
+          <w:color w:val="CF222E"/>
+          <w:lang w:eastAsia="en-IN"/>
+        </w:rPr>
+        <w:t>const</w:t>
+      </w:r>
+      <w:r>
+        <w:rPr>
+          <w:color w:val="202020"/>
+          <w:lang w:eastAsia="en-IN"/>
+        </w:rPr>
+        <w:t xml:space="preserve"> </w:t>
+      </w:r>
+      <w:proofErr w:type="spellStart"/>
+      <w:r>
+        <w:rPr>
+          <w:color w:val="8250DF"/>
+          <w:lang w:eastAsia="en-IN"/>
+        </w:rPr>
+        <w:t>CounterReducer</w:t>
+      </w:r>
+      <w:proofErr w:type="spellEnd"/>
+      <w:r>
+        <w:rPr>
+          <w:color w:val="202020"/>
+          <w:lang w:eastAsia="en-IN"/>
+        </w:rPr>
+        <w:t xml:space="preserve"> </w:t>
+      </w:r>
+      <w:r>
+        <w:rPr>
+          <w:color w:val="000000"/>
+          <w:lang w:eastAsia="en-IN"/>
+        </w:rPr>
+        <w:t>=</w:t>
+      </w:r>
+      <w:r>
+        <w:rPr>
+          <w:color w:val="202020"/>
+          <w:lang w:eastAsia="en-IN"/>
+        </w:rPr>
+        <w:t xml:space="preserve"> () </w:t>
+      </w:r>
+      <w:r>
+        <w:rPr>
+          <w:color w:val="CF222E"/>
+          <w:lang w:eastAsia="en-IN"/>
+        </w:rPr>
+        <w:t>=&gt;</w:t>
+      </w:r>
+      <w:r>
+        <w:rPr>
+          <w:color w:val="202020"/>
+          <w:lang w:eastAsia="en-IN"/>
+        </w:rPr>
+        <w:t xml:space="preserve"> </w:t>
+      </w:r>
+      <w:r>
+        <w:rPr>
+          <w:color w:val="1F2328"/>
+          <w:lang w:eastAsia="en-IN"/>
+        </w:rPr>
+        <w:t>{</w:t>
+      </w:r>
+    </w:p>
+    <w:p>
+      <w:pPr>
+        <w:pStyle w:val="NoSpacing"/>
+        <w:rPr>
+          <w:color w:val="202020"/>
+          <w:lang w:eastAsia="en-IN"/>
+        </w:rPr>
+      </w:pPr>
+      <w:r>
+        <w:rPr>
+          <w:color w:val="1F2328"/>
+          <w:lang w:eastAsia="en-IN"/>
+        </w:rPr>
+        <w:t xml:space="preserve">    </w:t>
+      </w:r>
+      <w:r>
+        <w:rPr>
+          <w:color w:val="CF222E"/>
+          <w:lang w:eastAsia="en-IN"/>
+        </w:rPr>
+        <w:t>const</w:t>
+      </w:r>
+      <w:r>
+        <w:rPr>
+          <w:color w:val="1F2328"/>
+          <w:lang w:eastAsia="en-IN"/>
+        </w:rPr>
+        <w:t xml:space="preserve"> [</w:t>
+      </w:r>
+      <w:r>
+        <w:rPr>
+          <w:color w:val="0550AE"/>
+          <w:lang w:eastAsia="en-IN"/>
+        </w:rPr>
+        <w:t>counter</w:t>
+      </w:r>
+      <w:r>
+        <w:rPr>
+          <w:color w:val="1F2328"/>
+          <w:lang w:eastAsia="en-IN"/>
+        </w:rPr>
+        <w:t xml:space="preserve">, </w:t>
+      </w:r>
+      <w:r>
+        <w:rPr>
+          <w:color w:val="8250DF"/>
+          <w:lang w:eastAsia="en-IN"/>
+        </w:rPr>
+        <w:t>dispatch</w:t>
+      </w:r>
+      <w:r>
+        <w:rPr>
+          <w:color w:val="1F2328"/>
+          <w:lang w:eastAsia="en-IN"/>
+        </w:rPr>
+        <w:t xml:space="preserve">] </w:t>
+      </w:r>
+      <w:r>
+        <w:rPr>
+          <w:color w:val="000000"/>
+          <w:lang w:eastAsia="en-IN"/>
+        </w:rPr>
+        <w:t>=</w:t>
+      </w:r>
+      <w:r>
+        <w:rPr>
+          <w:color w:val="1F2328"/>
+          <w:lang w:eastAsia="en-IN"/>
+        </w:rPr>
+        <w:t xml:space="preserve"> </w:t>
+      </w:r>
+      <w:proofErr w:type="spellStart"/>
+      <w:proofErr w:type="gramStart"/>
+      <w:r>
+        <w:rPr>
+          <w:color w:val="8250DF"/>
+          <w:lang w:eastAsia="en-IN"/>
+        </w:rPr>
+        <w:t>useReducer</w:t>
+      </w:r>
+      <w:proofErr w:type="spellEnd"/>
+      <w:r>
+        <w:rPr>
+          <w:color w:val="1F2328"/>
+          <w:lang w:eastAsia="en-IN"/>
+        </w:rPr>
+        <w:t>(</w:t>
+      </w:r>
+      <w:proofErr w:type="gramEnd"/>
+      <w:r>
+        <w:rPr>
+          <w:color w:val="8250DF"/>
+          <w:lang w:eastAsia="en-IN"/>
+        </w:rPr>
+        <w:t>reducer</w:t>
+      </w:r>
+      <w:r>
+        <w:rPr>
+          <w:color w:val="1F2328"/>
+          <w:lang w:eastAsia="en-IN"/>
+        </w:rPr>
+        <w:t xml:space="preserve">, </w:t>
+      </w:r>
+      <w:proofErr w:type="spellStart"/>
+      <w:r>
+        <w:rPr>
+          <w:color w:val="0550AE"/>
+          <w:lang w:eastAsia="en-IN"/>
+        </w:rPr>
+        <w:t>initialState</w:t>
+      </w:r>
+      <w:proofErr w:type="spellEnd"/>
+      <w:r>
+        <w:rPr>
+          <w:color w:val="1F2328"/>
+          <w:lang w:eastAsia="en-IN"/>
+        </w:rPr>
+        <w:t>);</w:t>
+      </w:r>
+    </w:p>
+    <w:p>
+      <w:pPr>
+        <w:pStyle w:val="NoSpacing"/>
+        <w:rPr>
+          <w:color w:val="202020"/>
+          <w:lang w:eastAsia="en-IN"/>
+        </w:rPr>
+      </w:pPr>
+    </w:p>
+    <w:p>
+      <w:pPr>
+        <w:pStyle w:val="NoSpacing"/>
+        <w:rPr>
+          <w:color w:val="202020"/>
+          <w:lang w:eastAsia="en-IN"/>
+        </w:rPr>
+      </w:pPr>
+      <w:r>
+        <w:rPr>
+          <w:color w:val="1F2328"/>
+          <w:lang w:eastAsia="en-IN"/>
+        </w:rPr>
+        <w:t xml:space="preserve">    </w:t>
+      </w:r>
+      <w:proofErr w:type="gramStart"/>
+      <w:r>
+        <w:rPr>
+          <w:color w:val="AF00DB"/>
+          <w:lang w:eastAsia="en-IN"/>
+        </w:rPr>
+        <w:t>return</w:t>
+      </w:r>
+      <w:r>
+        <w:rPr>
+          <w:color w:val="1F2328"/>
+          <w:lang w:eastAsia="en-IN"/>
+        </w:rPr>
+        <w:t>(</w:t>
+      </w:r>
+      <w:proofErr w:type="gramEnd"/>
+    </w:p>
+    <w:p>
+      <w:pPr>
+        <w:pStyle w:val="NoSpacing"/>
+        <w:rPr>
+          <w:color w:val="202020"/>
+          <w:lang w:eastAsia="en-IN"/>
+        </w:rPr>
+      </w:pPr>
+      <w:r>
+        <w:rPr>
+          <w:color w:val="1F2328"/>
+          <w:lang w:eastAsia="en-IN"/>
+        </w:rPr>
+        <w:t xml:space="preserve">        </w:t>
+      </w:r>
+      <w:r>
+        <w:rPr>
+          <w:color w:val="800000"/>
+          <w:lang w:eastAsia="en-IN"/>
+        </w:rPr>
+        <w:t>&lt;</w:t>
+      </w:r>
+      <w:r>
+        <w:rPr>
+          <w:color w:val="116329"/>
+          <w:lang w:eastAsia="en-IN"/>
+        </w:rPr>
+        <w:t>Card</w:t>
+      </w:r>
+      <w:r>
+        <w:rPr>
+          <w:color w:val="800000"/>
+          <w:lang w:eastAsia="en-IN"/>
+        </w:rPr>
+        <w:t>&gt;</w:t>
+      </w:r>
+    </w:p>
+    <w:p>
+      <w:pPr>
+        <w:pStyle w:val="NoSpacing"/>
+        <w:rPr>
+          <w:color w:val="202020"/>
+          <w:lang w:eastAsia="en-IN"/>
+        </w:rPr>
+      </w:pPr>
+      <w:r>
+        <w:rPr>
+          <w:color w:val="1F2328"/>
+          <w:lang w:eastAsia="en-IN"/>
+        </w:rPr>
+        <w:t xml:space="preserve">            </w:t>
+      </w:r>
+      <w:r>
+        <w:rPr>
+          <w:color w:val="800000"/>
+          <w:lang w:eastAsia="en-IN"/>
+        </w:rPr>
+        <w:t>&lt;</w:t>
+      </w:r>
+      <w:r>
+        <w:rPr>
+          <w:color w:val="116329"/>
+          <w:lang w:eastAsia="en-IN"/>
+        </w:rPr>
+        <w:t>div</w:t>
+      </w:r>
+      <w:r>
+        <w:rPr>
+          <w:color w:val="800000"/>
+          <w:lang w:eastAsia="en-IN"/>
+        </w:rPr>
+        <w:t>&gt;</w:t>
+      </w:r>
+      <w:r>
+        <w:rPr>
+          <w:color w:val="CF222E"/>
+          <w:lang w:eastAsia="en-IN"/>
+        </w:rPr>
+        <w:t>{</w:t>
+      </w:r>
+      <w:proofErr w:type="spellStart"/>
+      <w:proofErr w:type="gramStart"/>
+      <w:r>
+        <w:rPr>
+          <w:color w:val="0550AE"/>
+          <w:lang w:eastAsia="en-IN"/>
+        </w:rPr>
+        <w:t>counter</w:t>
+      </w:r>
+      <w:r>
+        <w:rPr>
+          <w:color w:val="1F2328"/>
+          <w:lang w:eastAsia="en-IN"/>
+        </w:rPr>
+        <w:t>.count</w:t>
+      </w:r>
+      <w:proofErr w:type="spellEnd"/>
+      <w:proofErr w:type="gramEnd"/>
+      <w:r>
+        <w:rPr>
+          <w:color w:val="CF222E"/>
+          <w:lang w:eastAsia="en-IN"/>
+        </w:rPr>
+        <w:t>}</w:t>
+      </w:r>
+      <w:r>
+        <w:rPr>
+          <w:color w:val="800000"/>
+          <w:lang w:eastAsia="en-IN"/>
+        </w:rPr>
+        <w:t>&lt;/</w:t>
+      </w:r>
+      <w:r>
+        <w:rPr>
+          <w:color w:val="116329"/>
+          <w:lang w:eastAsia="en-IN"/>
+        </w:rPr>
+        <w:t>div</w:t>
+      </w:r>
+      <w:r>
+        <w:rPr>
+          <w:color w:val="800000"/>
+          <w:lang w:eastAsia="en-IN"/>
+        </w:rPr>
+        <w:t>&gt;</w:t>
+      </w:r>
+    </w:p>
+    <w:p>
+      <w:pPr>
+        <w:pStyle w:val="NoSpacing"/>
+        <w:rPr>
+          <w:color w:val="202020"/>
+          <w:lang w:eastAsia="en-IN"/>
+        </w:rPr>
+      </w:pPr>
+      <w:r>
+        <w:rPr>
+          <w:color w:val="1F2328"/>
+          <w:lang w:eastAsia="en-IN"/>
+        </w:rPr>
+        <w:t xml:space="preserve">            </w:t>
+      </w:r>
+      <w:r>
+        <w:rPr>
+          <w:color w:val="800000"/>
+          <w:lang w:eastAsia="en-IN"/>
+        </w:rPr>
+        <w:t>&lt;</w:t>
+      </w:r>
+      <w:proofErr w:type="spellStart"/>
+      <w:r>
+        <w:rPr>
+          <w:color w:val="116329"/>
+          <w:lang w:eastAsia="en-IN"/>
+        </w:rPr>
+        <w:t>br</w:t>
+      </w:r>
+      <w:proofErr w:type="spellEnd"/>
+      <w:r>
+        <w:rPr>
+          <w:color w:val="800000"/>
+          <w:lang w:eastAsia="en-IN"/>
+        </w:rPr>
+        <w:t>/&gt;</w:t>
+      </w:r>
+    </w:p>
+    <w:p>
+      <w:pPr>
+        <w:pStyle w:val="NoSpacing"/>
+        <w:rPr>
+          <w:color w:val="202020"/>
+          <w:lang w:eastAsia="en-IN"/>
+        </w:rPr>
+      </w:pPr>
+      <w:r>
+        <w:rPr>
+          <w:color w:val="1F2328"/>
+          <w:lang w:eastAsia="en-IN"/>
+        </w:rPr>
+        <w:t xml:space="preserve">            </w:t>
+      </w:r>
+      <w:r>
+        <w:rPr>
+          <w:color w:val="800000"/>
+          <w:lang w:eastAsia="en-IN"/>
+        </w:rPr>
+        <w:t>&lt;</w:t>
+      </w:r>
+      <w:r>
+        <w:rPr>
+          <w:color w:val="116329"/>
+          <w:lang w:eastAsia="en-IN"/>
+        </w:rPr>
+        <w:t>button</w:t>
+      </w:r>
+      <w:r>
+        <w:rPr>
+          <w:color w:val="1F2328"/>
+          <w:lang w:eastAsia="en-IN"/>
+        </w:rPr>
+        <w:t xml:space="preserve"> </w:t>
+      </w:r>
+      <w:proofErr w:type="spellStart"/>
+      <w:r>
+        <w:rPr>
+          <w:color w:val="E50000"/>
+          <w:lang w:eastAsia="en-IN"/>
+        </w:rPr>
+        <w:t>onClick</w:t>
+      </w:r>
+      <w:proofErr w:type="spellEnd"/>
+      <w:r>
+        <w:rPr>
+          <w:color w:val="000000"/>
+          <w:lang w:eastAsia="en-IN"/>
+        </w:rPr>
+        <w:t>=</w:t>
+      </w:r>
+      <w:r>
+        <w:rPr>
+          <w:color w:val="CF222E"/>
+          <w:lang w:eastAsia="en-IN"/>
+        </w:rPr>
+        <w:t>{</w:t>
+      </w:r>
+      <w:proofErr w:type="gramStart"/>
+      <w:r>
+        <w:rPr>
+          <w:color w:val="1F2328"/>
+          <w:lang w:eastAsia="en-IN"/>
+        </w:rPr>
+        <w:t>()</w:t>
+      </w:r>
+      <w:r>
+        <w:rPr>
+          <w:color w:val="CF222E"/>
+          <w:lang w:eastAsia="en-IN"/>
+        </w:rPr>
+        <w:t>=</w:t>
+      </w:r>
+      <w:proofErr w:type="gramEnd"/>
+      <w:r>
+        <w:rPr>
+          <w:color w:val="CF222E"/>
+          <w:lang w:eastAsia="en-IN"/>
+        </w:rPr>
+        <w:t>&gt;</w:t>
+      </w:r>
+      <w:r>
+        <w:rPr>
+          <w:color w:val="1F2328"/>
+          <w:lang w:eastAsia="en-IN"/>
+        </w:rPr>
+        <w:t>{</w:t>
+      </w:r>
+      <w:r>
+        <w:rPr>
+          <w:color w:val="8250DF"/>
+          <w:lang w:eastAsia="en-IN"/>
+        </w:rPr>
+        <w:t>dispatch</w:t>
+      </w:r>
+      <w:r>
+        <w:rPr>
+          <w:color w:val="1F2328"/>
+          <w:lang w:eastAsia="en-IN"/>
+        </w:rPr>
+        <w:t>({</w:t>
+      </w:r>
+      <w:proofErr w:type="spellStart"/>
+      <w:r>
+        <w:rPr>
+          <w:color w:val="1F2328"/>
+          <w:lang w:eastAsia="en-IN"/>
+        </w:rPr>
+        <w:t>type</w:t>
+      </w:r>
+      <w:r>
+        <w:rPr>
+          <w:color w:val="001080"/>
+          <w:lang w:eastAsia="en-IN"/>
+        </w:rPr>
+        <w:t>:</w:t>
+      </w:r>
+      <w:r>
+        <w:rPr>
+          <w:lang w:eastAsia="en-IN"/>
+        </w:rPr>
+        <w:t>"Add</w:t>
+      </w:r>
+      <w:proofErr w:type="spellEnd"/>
+      <w:r>
+        <w:rPr>
+          <w:lang w:eastAsia="en-IN"/>
+        </w:rPr>
+        <w:t>"</w:t>
+      </w:r>
+      <w:r>
+        <w:rPr>
+          <w:color w:val="1F2328"/>
+          <w:lang w:eastAsia="en-IN"/>
+        </w:rPr>
+        <w:t>})}</w:t>
+      </w:r>
+      <w:r>
+        <w:rPr>
+          <w:color w:val="CF222E"/>
+          <w:lang w:eastAsia="en-IN"/>
+        </w:rPr>
+        <w:t>}</w:t>
+      </w:r>
+      <w:r>
+        <w:rPr>
+          <w:color w:val="1F2328"/>
+          <w:lang w:eastAsia="en-IN"/>
+        </w:rPr>
+        <w:t xml:space="preserve"> </w:t>
+      </w:r>
+      <w:proofErr w:type="spellStart"/>
+      <w:r>
+        <w:rPr>
+          <w:color w:val="E50000"/>
+          <w:lang w:eastAsia="en-IN"/>
+        </w:rPr>
+        <w:t>className</w:t>
+      </w:r>
+      <w:proofErr w:type="spellEnd"/>
+      <w:r>
+        <w:rPr>
+          <w:color w:val="000000"/>
+          <w:lang w:eastAsia="en-IN"/>
+        </w:rPr>
+        <w:t>=</w:t>
+      </w:r>
+      <w:r>
+        <w:rPr>
+          <w:lang w:eastAsia="en-IN"/>
+        </w:rPr>
+        <w:t>"border border-green-600 rounded-</w:t>
+      </w:r>
+      <w:proofErr w:type="spellStart"/>
+      <w:r>
+        <w:rPr>
+          <w:lang w:eastAsia="en-IN"/>
+        </w:rPr>
+        <w:t>lg</w:t>
+      </w:r>
+      <w:proofErr w:type="spellEnd"/>
+      <w:r>
+        <w:rPr>
+          <w:lang w:eastAsia="en-IN"/>
+        </w:rPr>
+        <w:t xml:space="preserve"> text-green-600"</w:t>
+      </w:r>
+      <w:r>
+        <w:rPr>
+          <w:color w:val="800000"/>
+          <w:lang w:eastAsia="en-IN"/>
+        </w:rPr>
+        <w:t>&gt;</w:t>
+      </w:r>
+      <w:r>
+        <w:rPr>
+          <w:color w:val="1F2328"/>
+          <w:lang w:eastAsia="en-IN"/>
+        </w:rPr>
+        <w:t>Add</w:t>
+      </w:r>
+      <w:r>
+        <w:rPr>
+          <w:color w:val="800000"/>
+          <w:lang w:eastAsia="en-IN"/>
+        </w:rPr>
+        <w:t>&lt;/</w:t>
+      </w:r>
+      <w:r>
+        <w:rPr>
+          <w:color w:val="116329"/>
+          <w:lang w:eastAsia="en-IN"/>
+        </w:rPr>
+        <w:t>button</w:t>
+      </w:r>
+      <w:r>
+        <w:rPr>
+          <w:color w:val="800000"/>
+          <w:lang w:eastAsia="en-IN"/>
+        </w:rPr>
+        <w:t>&gt;</w:t>
+      </w:r>
+    </w:p>
+    <w:p>
+      <w:pPr>
+        <w:pStyle w:val="NoSpacing"/>
+        <w:rPr>
+          <w:color w:val="202020"/>
+          <w:lang w:eastAsia="en-IN"/>
+        </w:rPr>
+      </w:pPr>
+      <w:r>
+        <w:rPr>
+          <w:color w:val="1F2328"/>
+          <w:lang w:eastAsia="en-IN"/>
+        </w:rPr>
+        <w:t xml:space="preserve">            </w:t>
+      </w:r>
+      <w:r>
+        <w:rPr>
+          <w:color w:val="800000"/>
+          <w:lang w:eastAsia="en-IN"/>
+        </w:rPr>
+        <w:t>&lt;</w:t>
+      </w:r>
+      <w:r>
+        <w:rPr>
+          <w:color w:val="116329"/>
+          <w:lang w:eastAsia="en-IN"/>
+        </w:rPr>
+        <w:t>button</w:t>
+      </w:r>
+      <w:r>
+        <w:rPr>
+          <w:color w:val="1F2328"/>
+          <w:lang w:eastAsia="en-IN"/>
+        </w:rPr>
+        <w:t xml:space="preserve"> </w:t>
+      </w:r>
+      <w:proofErr w:type="spellStart"/>
+      <w:r>
+        <w:rPr>
+          <w:color w:val="E50000"/>
+          <w:lang w:eastAsia="en-IN"/>
+        </w:rPr>
+        <w:t>onClick</w:t>
+      </w:r>
+      <w:proofErr w:type="spellEnd"/>
+      <w:r>
+        <w:rPr>
+          <w:color w:val="000000"/>
+          <w:lang w:eastAsia="en-IN"/>
+        </w:rPr>
+        <w:t>=</w:t>
+      </w:r>
+      <w:r>
+        <w:rPr>
+          <w:color w:val="CF222E"/>
+          <w:lang w:eastAsia="en-IN"/>
+        </w:rPr>
+        <w:t>{</w:t>
+      </w:r>
+      <w:proofErr w:type="gramStart"/>
+      <w:r>
+        <w:rPr>
+          <w:color w:val="1F2328"/>
+          <w:lang w:eastAsia="en-IN"/>
+        </w:rPr>
+        <w:t>()</w:t>
+      </w:r>
+      <w:r>
+        <w:rPr>
+          <w:color w:val="CF222E"/>
+          <w:lang w:eastAsia="en-IN"/>
+        </w:rPr>
+        <w:t>=</w:t>
+      </w:r>
+      <w:proofErr w:type="gramEnd"/>
+      <w:r>
+        <w:rPr>
+          <w:color w:val="CF222E"/>
+          <w:lang w:eastAsia="en-IN"/>
+        </w:rPr>
+        <w:t>&gt;</w:t>
+      </w:r>
+      <w:r>
+        <w:rPr>
+          <w:color w:val="1F2328"/>
+          <w:lang w:eastAsia="en-IN"/>
+        </w:rPr>
+        <w:t>{</w:t>
+      </w:r>
+      <w:r>
+        <w:rPr>
+          <w:color w:val="8250DF"/>
+          <w:lang w:eastAsia="en-IN"/>
+        </w:rPr>
+        <w:t>dispatch</w:t>
+      </w:r>
+      <w:r>
+        <w:rPr>
+          <w:color w:val="1F2328"/>
+          <w:lang w:eastAsia="en-IN"/>
+        </w:rPr>
+        <w:t>({</w:t>
+      </w:r>
+      <w:proofErr w:type="spellStart"/>
+      <w:r>
+        <w:rPr>
+          <w:color w:val="1F2328"/>
+          <w:lang w:eastAsia="en-IN"/>
+        </w:rPr>
+        <w:t>type</w:t>
+      </w:r>
+      <w:r>
+        <w:rPr>
+          <w:color w:val="001080"/>
+          <w:lang w:eastAsia="en-IN"/>
+        </w:rPr>
+        <w:t>:</w:t>
+      </w:r>
+      <w:r>
+        <w:rPr>
+          <w:lang w:eastAsia="en-IN"/>
+        </w:rPr>
+        <w:t>"Remove</w:t>
+      </w:r>
+      <w:proofErr w:type="spellEnd"/>
+      <w:r>
+        <w:rPr>
+          <w:lang w:eastAsia="en-IN"/>
+        </w:rPr>
+        <w:t>"</w:t>
+      </w:r>
+      <w:r>
+        <w:rPr>
+          <w:color w:val="1F2328"/>
+          <w:lang w:eastAsia="en-IN"/>
+        </w:rPr>
+        <w:t>})}</w:t>
+      </w:r>
+      <w:r>
+        <w:rPr>
+          <w:color w:val="CF222E"/>
+          <w:lang w:eastAsia="en-IN"/>
+        </w:rPr>
+        <w:t>}</w:t>
+      </w:r>
+      <w:r>
+        <w:rPr>
+          <w:color w:val="1F2328"/>
+          <w:lang w:eastAsia="en-IN"/>
+        </w:rPr>
+        <w:t xml:space="preserve"> </w:t>
+      </w:r>
+      <w:proofErr w:type="spellStart"/>
+      <w:r>
+        <w:rPr>
+          <w:color w:val="E50000"/>
+          <w:lang w:eastAsia="en-IN"/>
+        </w:rPr>
+        <w:t>className</w:t>
+      </w:r>
+      <w:proofErr w:type="spellEnd"/>
+      <w:r>
+        <w:rPr>
+          <w:color w:val="000000"/>
+          <w:lang w:eastAsia="en-IN"/>
+        </w:rPr>
+        <w:t>=</w:t>
+      </w:r>
+      <w:r>
+        <w:rPr>
+          <w:lang w:eastAsia="en-IN"/>
+        </w:rPr>
+        <w:t>"border border-red-600 rounded-</w:t>
+      </w:r>
+      <w:proofErr w:type="spellStart"/>
+      <w:r>
+        <w:rPr>
+          <w:lang w:eastAsia="en-IN"/>
+        </w:rPr>
+        <w:t>lg</w:t>
+      </w:r>
+      <w:proofErr w:type="spellEnd"/>
+      <w:r>
+        <w:rPr>
+          <w:lang w:eastAsia="en-IN"/>
+        </w:rPr>
+        <w:t xml:space="preserve"> text-red-600"</w:t>
+      </w:r>
+      <w:r>
+        <w:rPr>
+          <w:color w:val="800000"/>
+          <w:lang w:eastAsia="en-IN"/>
+        </w:rPr>
+        <w:t>&gt;</w:t>
+      </w:r>
+      <w:r>
+        <w:rPr>
+          <w:color w:val="1F2328"/>
+          <w:lang w:eastAsia="en-IN"/>
+        </w:rPr>
+        <w:t>Remove</w:t>
+      </w:r>
+      <w:r>
+        <w:rPr>
+          <w:color w:val="800000"/>
+          <w:lang w:eastAsia="en-IN"/>
+        </w:rPr>
+        <w:t>&lt;/</w:t>
+      </w:r>
+      <w:r>
+        <w:rPr>
+          <w:color w:val="116329"/>
+          <w:lang w:eastAsia="en-IN"/>
+        </w:rPr>
+        <w:t>button</w:t>
+      </w:r>
+      <w:r>
+        <w:rPr>
+          <w:color w:val="800000"/>
+          <w:lang w:eastAsia="en-IN"/>
+        </w:rPr>
+        <w:t>&gt;</w:t>
+      </w:r>
+    </w:p>
+    <w:p>
+      <w:pPr>
+        <w:pStyle w:val="NoSpacing"/>
+        <w:rPr>
+          <w:color w:val="202020"/>
+          <w:lang w:eastAsia="en-IN"/>
+        </w:rPr>
+      </w:pPr>
+      <w:r>
+        <w:rPr>
+          <w:color w:val="1F2328"/>
+          <w:lang w:eastAsia="en-IN"/>
+        </w:rPr>
+        <w:t xml:space="preserve">            </w:t>
+      </w:r>
+      <w:r>
+        <w:rPr>
+          <w:color w:val="800000"/>
+          <w:lang w:eastAsia="en-IN"/>
+        </w:rPr>
+        <w:t>&lt;</w:t>
+      </w:r>
+      <w:r>
+        <w:rPr>
+          <w:color w:val="116329"/>
+          <w:lang w:eastAsia="en-IN"/>
+        </w:rPr>
+        <w:t>button</w:t>
+      </w:r>
+      <w:r>
+        <w:rPr>
+          <w:color w:val="1F2328"/>
+          <w:lang w:eastAsia="en-IN"/>
+        </w:rPr>
+        <w:t xml:space="preserve"> </w:t>
+      </w:r>
+      <w:proofErr w:type="spellStart"/>
+      <w:r>
+        <w:rPr>
+          <w:color w:val="E50000"/>
+          <w:lang w:eastAsia="en-IN"/>
+        </w:rPr>
+        <w:t>onClick</w:t>
+      </w:r>
+      <w:proofErr w:type="spellEnd"/>
+      <w:r>
+        <w:rPr>
+          <w:color w:val="000000"/>
+          <w:lang w:eastAsia="en-IN"/>
+        </w:rPr>
+        <w:t>=</w:t>
+      </w:r>
+      <w:r>
+        <w:rPr>
+          <w:color w:val="CF222E"/>
+          <w:lang w:eastAsia="en-IN"/>
+        </w:rPr>
+        <w:t>{</w:t>
+      </w:r>
+      <w:proofErr w:type="gramStart"/>
+      <w:r>
+        <w:rPr>
+          <w:color w:val="1F2328"/>
+          <w:lang w:eastAsia="en-IN"/>
+        </w:rPr>
+        <w:t>()</w:t>
+      </w:r>
+      <w:r>
+        <w:rPr>
+          <w:color w:val="CF222E"/>
+          <w:lang w:eastAsia="en-IN"/>
+        </w:rPr>
+        <w:t>=</w:t>
+      </w:r>
+      <w:proofErr w:type="gramEnd"/>
+      <w:r>
+        <w:rPr>
+          <w:color w:val="CF222E"/>
+          <w:lang w:eastAsia="en-IN"/>
+        </w:rPr>
+        <w:t>&gt;</w:t>
+      </w:r>
+      <w:r>
+        <w:rPr>
+          <w:color w:val="1F2328"/>
+          <w:lang w:eastAsia="en-IN"/>
+        </w:rPr>
+        <w:t>{</w:t>
+      </w:r>
+      <w:r>
+        <w:rPr>
+          <w:color w:val="8250DF"/>
+          <w:lang w:eastAsia="en-IN"/>
+        </w:rPr>
+        <w:t>dispatch</w:t>
+      </w:r>
+      <w:r>
+        <w:rPr>
+          <w:color w:val="1F2328"/>
+          <w:lang w:eastAsia="en-IN"/>
+        </w:rPr>
+        <w:t>({</w:t>
+      </w:r>
+      <w:proofErr w:type="spellStart"/>
+      <w:r>
+        <w:rPr>
+          <w:color w:val="1F2328"/>
+          <w:lang w:eastAsia="en-IN"/>
+        </w:rPr>
+        <w:t>type</w:t>
+      </w:r>
+      <w:r>
+        <w:rPr>
+          <w:color w:val="001080"/>
+          <w:lang w:eastAsia="en-IN"/>
+        </w:rPr>
+        <w:t>:</w:t>
+      </w:r>
+      <w:r>
+        <w:rPr>
+          <w:lang w:eastAsia="en-IN"/>
+        </w:rPr>
+        <w:t>"Reset</w:t>
+      </w:r>
+      <w:proofErr w:type="spellEnd"/>
+      <w:r>
+        <w:rPr>
+          <w:lang w:eastAsia="en-IN"/>
+        </w:rPr>
+        <w:t>"</w:t>
+      </w:r>
+      <w:r>
+        <w:rPr>
+          <w:color w:val="1F2328"/>
+          <w:lang w:eastAsia="en-IN"/>
+        </w:rPr>
+        <w:t>})}</w:t>
+      </w:r>
+      <w:r>
+        <w:rPr>
+          <w:color w:val="CF222E"/>
+          <w:lang w:eastAsia="en-IN"/>
+        </w:rPr>
+        <w:t>}</w:t>
+      </w:r>
+      <w:r>
+        <w:rPr>
+          <w:color w:val="1F2328"/>
+          <w:lang w:eastAsia="en-IN"/>
+        </w:rPr>
+        <w:t xml:space="preserve"> </w:t>
+      </w:r>
+      <w:proofErr w:type="spellStart"/>
+      <w:r>
+        <w:rPr>
+          <w:color w:val="E50000"/>
+          <w:lang w:eastAsia="en-IN"/>
+        </w:rPr>
+        <w:t>className</w:t>
+      </w:r>
+      <w:proofErr w:type="spellEnd"/>
+      <w:r>
+        <w:rPr>
+          <w:color w:val="000000"/>
+          <w:lang w:eastAsia="en-IN"/>
+        </w:rPr>
+        <w:t>=</w:t>
+      </w:r>
+      <w:r>
+        <w:rPr>
+          <w:lang w:eastAsia="en-IN"/>
+        </w:rPr>
+        <w:t>"border border-blue-600 rounded text-blue-600"</w:t>
+      </w:r>
+      <w:r>
+        <w:rPr>
+          <w:color w:val="800000"/>
+          <w:lang w:eastAsia="en-IN"/>
+        </w:rPr>
+        <w:t>&gt;</w:t>
+      </w:r>
+      <w:r>
+        <w:rPr>
+          <w:color w:val="1F2328"/>
+          <w:lang w:eastAsia="en-IN"/>
+        </w:rPr>
+        <w:t>Reset</w:t>
+      </w:r>
+      <w:r>
+        <w:rPr>
+          <w:color w:val="800000"/>
+          <w:lang w:eastAsia="en-IN"/>
+        </w:rPr>
+        <w:t>&lt;/</w:t>
+      </w:r>
+      <w:r>
+        <w:rPr>
+          <w:color w:val="116329"/>
+          <w:lang w:eastAsia="en-IN"/>
+        </w:rPr>
+        <w:t>button</w:t>
+      </w:r>
+      <w:r>
+        <w:rPr>
+          <w:color w:val="800000"/>
+          <w:lang w:eastAsia="en-IN"/>
+        </w:rPr>
+        <w:t>&gt;</w:t>
+      </w:r>
+    </w:p>
+    <w:p>
+      <w:pPr>
+        <w:pStyle w:val="NoSpacing"/>
+        <w:rPr>
+          <w:color w:val="202020"/>
+          <w:lang w:eastAsia="en-IN"/>
+        </w:rPr>
+      </w:pPr>
+    </w:p>
+    <w:p>
+      <w:pPr>
+        <w:pStyle w:val="NoSpacing"/>
+        <w:rPr>
+          <w:color w:val="202020"/>
+          <w:lang w:eastAsia="en-IN"/>
+        </w:rPr>
+      </w:pPr>
+      <w:r>
+        <w:rPr>
+          <w:color w:val="1F2328"/>
+          <w:lang w:eastAsia="en-IN"/>
+        </w:rPr>
+        <w:t xml:space="preserve">        </w:t>
+      </w:r>
+      <w:r>
+        <w:rPr>
+          <w:color w:val="800000"/>
+          <w:lang w:eastAsia="en-IN"/>
+        </w:rPr>
+        <w:t>&lt;/</w:t>
+      </w:r>
+      <w:r>
+        <w:rPr>
+          <w:color w:val="116329"/>
+          <w:lang w:eastAsia="en-IN"/>
+        </w:rPr>
+        <w:t>Card</w:t>
+      </w:r>
+      <w:r>
+        <w:rPr>
+          <w:color w:val="800000"/>
+          <w:lang w:eastAsia="en-IN"/>
+        </w:rPr>
+        <w:t>&gt;</w:t>
+      </w:r>
+    </w:p>
+    <w:p>
+      <w:pPr>
+        <w:pStyle w:val="NoSpacing"/>
+        <w:rPr>
+          <w:color w:val="202020"/>
+          <w:lang w:eastAsia="en-IN"/>
+        </w:rPr>
+      </w:pPr>
+      <w:r>
+        <w:rPr>
+          <w:color w:val="1F2328"/>
+          <w:lang w:eastAsia="en-IN"/>
+        </w:rPr>
+        <w:t>    )</w:t>
+      </w:r>
+    </w:p>
+    <w:p>
+      <w:pPr>
+        <w:pStyle w:val="NoSpacing"/>
+        <w:rPr>
+          <w:color w:val="202020"/>
+          <w:lang w:eastAsia="en-IN"/>
+        </w:rPr>
+      </w:pPr>
+      <w:r>
+        <w:rPr>
+          <w:color w:val="1F2328"/>
+          <w:lang w:eastAsia="en-IN"/>
+        </w:rPr>
+        <w:t>}</w:t>
+      </w:r>
+    </w:p>
+    <w:p>
+      <w:pPr>
+        <w:pStyle w:val="NoSpacing"/>
+        <w:rPr>
+          <w:color w:val="202020"/>
+          <w:lang w:eastAsia="en-IN"/>
+        </w:rPr>
+      </w:pPr>
+    </w:p>
+    <w:p>
+      <w:pPr>
+        <w:pStyle w:val="NoSpacing"/>
+        <w:rPr>
+          <w:color w:val="202020"/>
+          <w:lang w:eastAsia="en-IN"/>
+        </w:rPr>
+      </w:pPr>
+      <w:r>
+        <w:rPr>
+          <w:color w:val="AF00DB"/>
+          <w:lang w:eastAsia="en-IN"/>
+        </w:rPr>
+        <w:t>export</w:t>
+      </w:r>
+      <w:r>
+        <w:rPr>
+          <w:color w:val="953800"/>
+          <w:lang w:eastAsia="en-IN"/>
+        </w:rPr>
+        <w:t xml:space="preserve"> </w:t>
+      </w:r>
+      <w:r>
+        <w:rPr>
+          <w:color w:val="AF00DB"/>
+          <w:lang w:eastAsia="en-IN"/>
+        </w:rPr>
+        <w:t>default</w:t>
+      </w:r>
+      <w:r>
+        <w:rPr>
+          <w:color w:val="953800"/>
+          <w:lang w:eastAsia="en-IN"/>
+        </w:rPr>
+        <w:t xml:space="preserve"> </w:t>
+      </w:r>
+      <w:proofErr w:type="spellStart"/>
+      <w:r>
+        <w:rPr>
+          <w:color w:val="8250DF"/>
+          <w:lang w:eastAsia="en-IN"/>
+        </w:rPr>
+        <w:t>CounterReducer</w:t>
+      </w:r>
+      <w:proofErr w:type="spellEnd"/>
+    </w:p>
+    <w:p>
+      <w:pPr>
+        <w:pStyle w:val="NoSpacing"/>
+        <w:rPr>
+          <w:b/>
+        </w:rPr>
+      </w:pPr>
       <w:bookmarkStart w:id="0" w:name="_GoBack"/>
       <w:bookmarkEnd w:id="0"/>
-      <w:r>
-        <w:rPr>
-          <w:rStyle w:val="HTMLCode"/>
-          <w:rFonts w:ascii="Times New Roman" w:eastAsiaTheme="minorHAnsi" w:hAnsi="Times New Roman" w:cstheme="minorBidi"/>
-          <w:sz w:val="24"/>
-          <w:szCs w:val="22"/>
-        </w:rPr>
-        <w:t xml:space="preserve">      </w:t>
-      </w:r>
-    </w:p>
-    <w:p>
-      <w:pPr>
-        <w:pStyle w:val="NoSpacing"/>
-        <w:rPr>
-          <w:rStyle w:val="HTMLCode"/>
-          <w:rFonts w:ascii="Times New Roman" w:eastAsiaTheme="minorHAnsi" w:hAnsi="Times New Roman" w:cstheme="minorBidi"/>
-          <w:sz w:val="24"/>
-          <w:szCs w:val="22"/>
-        </w:rPr>
-      </w:pPr>
-      <w:r>
-        <w:rPr>
-          <w:rStyle w:val="HTMLCode"/>
-          <w:rFonts w:ascii="Times New Roman" w:eastAsiaTheme="minorHAnsi" w:hAnsi="Times New Roman" w:cstheme="minorBidi"/>
-          <w:sz w:val="24"/>
-          <w:szCs w:val="22"/>
-        </w:rPr>
-        <w:t xml:space="preserve">      ▼</w:t>
-      </w:r>
-    </w:p>
-    <w:p>
-      <w:pPr>
-        <w:pStyle w:val="NoSpacing"/>
-      </w:pPr>
-      <w:r>
-        <w:rPr>
-          <w:rStyle w:val="HTMLCode"/>
-          <w:rFonts w:ascii="Times New Roman" w:eastAsiaTheme="minorHAnsi" w:hAnsi="Times New Roman" w:cstheme="minorBidi"/>
-          <w:sz w:val="24"/>
-          <w:szCs w:val="22"/>
-        </w:rPr>
-        <w:t>React Re-renders</w:t>
-      </w:r>
-    </w:p>
-    <w:p>
-      <w:pPr>
-        <w:pStyle w:val="NoSpacing"/>
-      </w:pPr>
     </w:p>
     <w:sectPr>
       <w:pgSz w:w="11906" w:h="16838"/>
